--- a/docs/DETR Loss _ Duy Nhân.docx
+++ b/docs/DETR Loss _ Duy Nhân.docx
@@ -1,8 +1,72 @@
 
 <file path=word/document.xml><?xml version="1.0" encoding="utf-8"?>
-<w:document xmlns:wpc="http://schemas.microsoft.com/office/word/2010/wordprocessingCanvas" xmlns:cx="http://schemas.microsoft.com/office/drawing/2014/chartex" xmlns:cx1="http://schemas.microsoft.com/office/drawing/2015/9/8/chartex" xmlns:cx2="http://schemas.microsoft.com/office/drawing/2015/10/21/chartex" xmlns:cx3="http://schemas.microsoft.com/office/drawing/2016/5/9/chartex" xmlns:cx4="http://schemas.microsoft.com/office/drawing/2016/5/10/chartex" xmlns:cx5="http://schemas.microsoft.com/office/drawing/2016/5/11/chartex" xmlns:cx6="http://schemas.microsoft.com/office/drawing/2016/5/12/chartex" xmlns:cx7="http://schemas.microsoft.com/office/drawing/2016/5/13/chartex" xmlns:cx8="http://schemas.microsoft.com/office/drawing/2016/5/14/chartex" xmlns:mc="http://schemas.openxmlformats.org/markup-compatibility/2006" xmlns:aink="http://schemas.microsoft.com/office/drawing/2016/ink" xmlns:am3d="http://schemas.microsoft.com/office/drawing/2017/model3d" xmlns:o="urn:schemas-microsoft-com:office:office" xmlns:oel="http://schemas.microsoft.com/office/2019/extlst" xmlns:r="http://schemas.openxmlformats.org/officeDocument/2006/relationships" xmlns:m="http://schemas.openxmlformats.org/officeDocument/2006/math" xmlns:v="urn:schemas-microsoft-com:vml" xmlns:wp14="http://schemas.microsoft.com/office/word/2010/wordprocessingDrawing" xmlns:wp="http://schemas.openxmlformats.org/drawingml/2006/wordprocessingDrawing" xmlns:w10="urn:schemas-microsoft-com:office:word" xmlns:w="http://schemas.openxmlformats.org/wordprocessingml/2006/main" xmlns:w14="http://schemas.microsoft.com/office/word/2010/wordml" xmlns:w15="http://schemas.microsoft.com/office/word/2012/wordml" xmlns:w16cex="http://schemas.microsoft.com/office/word/2018/wordml/cex" xmlns:w16cid="http://schemas.microsoft.com/office/word/2016/wordml/cid" xmlns:w16="http://schemas.microsoft.com/office/word/2018/wordml" xmlns:w16du="http://schemas.microsoft.com/office/word/2023/wordml/word16du" xmlns:w16sdtdh="http://schemas.microsoft.com/office/word/2020/wordml/sdtdatahash" xmlns:w16se="http://schemas.microsoft.com/office/word/2015/wordml/symex" xmlns:wpg="http://schemas.microsoft.com/office/word/2010/wordprocessingGroup" xmlns:wpi="http://schemas.microsoft.com/office/word/2010/wordprocessingInk" xmlns:wne="http://schemas.microsoft.com/office/word/2006/wordml" xmlns:wps="http://schemas.microsoft.com/office/word/2010/wordprocessingShape" mc:Ignorable="w14 w15 w16se w16cid w16 w16cex w16sdtdh w16du wp14">
+<w:document xmlns:wpc="http://schemas.microsoft.com/office/word/2010/wordprocessingCanvas" xmlns:cx="http://schemas.microsoft.com/office/drawing/2014/chartex" xmlns:cx1="http://schemas.microsoft.com/office/drawing/2015/9/8/chartex" xmlns:cx2="http://schemas.microsoft.com/office/drawing/2015/10/21/chartex" xmlns:cx3="http://schemas.microsoft.com/office/drawing/2016/5/9/chartex" xmlns:cx4="http://schemas.microsoft.com/office/drawing/2016/5/10/chartex" xmlns:cx5="http://schemas.microsoft.com/office/drawing/2016/5/11/chartex" xmlns:cx6="http://schemas.microsoft.com/office/drawing/2016/5/12/chartex" xmlns:cx7="http://schemas.microsoft.com/office/drawing/2016/5/13/chartex" xmlns:cx8="http://schemas.microsoft.com/office/drawing/2016/5/14/chartex" xmlns:mc="http://schemas.openxmlformats.org/markup-compatibility/2006" xmlns:aink="http://schemas.microsoft.com/office/drawing/2016/ink" xmlns:am3d="http://schemas.microsoft.com/office/drawing/2017/model3d" xmlns:o="urn:schemas-microsoft-com:office:office" xmlns:oel="http://schemas.microsoft.com/office/2019/extlst" xmlns:r="http://schemas.openxmlformats.org/officeDocument/2006/relationships" xmlns:m="http://schemas.openxmlformats.org/officeDocument/2006/math" xmlns:v="urn:schemas-microsoft-com:vml" xmlns:wp14="http://schemas.microsoft.com/office/word/2010/wordprocessingDrawing" xmlns:wp="http://schemas.openxmlformats.org/drawingml/2006/wordprocessingDrawing" xmlns:w10="urn:schemas-microsoft-com:office:word" xmlns:w="http://schemas.openxmlformats.org/wordprocessingml/2006/main" xmlns:w14="http://schemas.microsoft.com/office/word/2010/wordml" xmlns:w15="http://schemas.microsoft.com/office/word/2012/wordml" xmlns:w16cex="http://schemas.microsoft.com/office/word/2018/wordml/cex" xmlns:w16cid="http://schemas.microsoft.com/office/word/2016/wordml/cid" xmlns:w16="http://schemas.microsoft.com/office/word/2018/wordml" xmlns:w16du="http://schemas.microsoft.com/office/word/2023/wordml/word16du" xmlns:w16sdtdh="http://schemas.microsoft.com/office/word/2020/wordml/sdtdatahash" xmlns:w16sdtfl="http://schemas.microsoft.com/office/word/2024/wordml/sdtformatlock" xmlns:w16se="http://schemas.microsoft.com/office/word/2015/wordml/symex" xmlns:wpg="http://schemas.microsoft.com/office/word/2010/wordprocessingGroup" xmlns:wpi="http://schemas.microsoft.com/office/word/2010/wordprocessingInk" xmlns:wne="http://schemas.microsoft.com/office/word/2006/wordml" xmlns:wps="http://schemas.microsoft.com/office/word/2010/wordprocessingShape" mc:Ignorable="w14 w15 w16se w16cid w16 w16cex w16sdtdh w16sdtfl w16du wp14">
   <w:body>
     <w:p>
+      <w:r>
+        <w:rPr>
+          <w:noProof/>
+        </w:rPr>
+        <mc:AlternateContent>
+          <mc:Choice Requires="wpi">
+            <w:drawing>
+              <wp:anchor distT="0" distB="0" distL="114300" distR="114300" simplePos="0" relativeHeight="251716608" behindDoc="0" locked="0" layoutInCell="1" allowOverlap="1" wp14:anchorId="5309BAA0" wp14:editId="51ADB3DD">
+                <wp:simplePos x="0" y="0"/>
+                <wp:positionH relativeFrom="column">
+                  <wp:posOffset>4589145</wp:posOffset>
+                </wp:positionH>
+                <wp:positionV relativeFrom="paragraph">
+                  <wp:posOffset>334010</wp:posOffset>
+                </wp:positionV>
+                <wp:extent cx="610695" cy="449445"/>
+                <wp:effectExtent l="57150" t="57150" r="37465" b="46355"/>
+                <wp:wrapNone/>
+                <wp:docPr id="415234884" name="Ink 58"/>
+                <wp:cNvGraphicFramePr/>
+                <a:graphic xmlns:a="http://schemas.openxmlformats.org/drawingml/2006/main">
+                  <a:graphicData uri="http://schemas.microsoft.com/office/word/2010/wordprocessingInk">
+                    <w14:contentPart bwMode="auto" r:id="rId4">
+                      <w14:nvContentPartPr>
+                        <w14:cNvContentPartPr/>
+                      </w14:nvContentPartPr>
+                      <w14:xfrm>
+                        <a:off x="0" y="0"/>
+                        <a:ext cx="610695" cy="449445"/>
+                      </w14:xfrm>
+                    </w14:contentPart>
+                  </a:graphicData>
+                </a:graphic>
+              </wp:anchor>
+            </w:drawing>
+          </mc:Choice>
+          <mc:Fallback>
+            <w:pict>
+              <v:shapetype w14:anchorId="7F964BC9" id="_x0000_t75" coordsize="21600,21600" o:spt="75" o:preferrelative="t" path="m@4@5l@4@11@9@11@9@5xe" filled="f" stroked="f">
+                <v:stroke joinstyle="miter"/>
+                <v:formulas>
+                  <v:f eqn="if lineDrawn pixelLineWidth 0"/>
+                  <v:f eqn="sum @0 1 0"/>
+                  <v:f eqn="sum 0 0 @1"/>
+                  <v:f eqn="prod @2 1 2"/>
+                  <v:f eqn="prod @3 21600 pixelWidth"/>
+                  <v:f eqn="prod @3 21600 pixelHeight"/>
+                  <v:f eqn="sum @0 0 1"/>
+                  <v:f eqn="prod @6 1 2"/>
+                  <v:f eqn="prod @7 21600 pixelWidth"/>
+                  <v:f eqn="sum @8 21600 0"/>
+                  <v:f eqn="prod @7 21600 pixelHeight"/>
+                  <v:f eqn="sum @10 21600 0"/>
+                </v:formulas>
+                <v:path o:extrusionok="f" gradientshapeok="t" o:connecttype="rect"/>
+                <o:lock v:ext="edit" aspectratio="t"/>
+              </v:shapetype>
+              <v:shape id="Ink 58" o:spid="_x0000_s1026" type="#_x0000_t75" style="position:absolute;margin-left:360.65pt;margin-top:25.6pt;width:49.55pt;height:36.85pt;z-index:251716608;visibility:visible;mso-wrap-style:square;mso-wrap-distance-left:9pt;mso-wrap-distance-top:0;mso-wrap-distance-right:9pt;mso-wrap-distance-bottom:0;mso-position-horizontal:absolute;mso-position-horizontal-relative:text;mso-position-vertical:absolute;mso-position-vertical-relative:text" o:gfxdata="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">
+                <v:imagedata r:id="rId5" o:title=""/>
+              </v:shape>
+            </w:pict>
+          </mc:Fallback>
+        </mc:AlternateContent>
+      </w:r>
       <w:r>
         <w:t>DETR Loss:</w:t>
       </w:r>
@@ -565,6 +629,51 @@
     <w:p/>
     <w:p>
       <w:r>
+        <w:rPr>
+          <w:noProof/>
+        </w:rPr>
+        <mc:AlternateContent>
+          <mc:Choice Requires="wpi">
+            <w:drawing>
+              <wp:anchor distT="0" distB="0" distL="114300" distR="114300" simplePos="0" relativeHeight="251688960" behindDoc="0" locked="0" layoutInCell="1" allowOverlap="1" wp14:anchorId="276C5C7A" wp14:editId="3775B1E7">
+                <wp:simplePos x="0" y="0"/>
+                <wp:positionH relativeFrom="column">
+                  <wp:posOffset>-663575</wp:posOffset>
+                </wp:positionH>
+                <wp:positionV relativeFrom="paragraph">
+                  <wp:posOffset>434975</wp:posOffset>
+                </wp:positionV>
+                <wp:extent cx="775305" cy="340360"/>
+                <wp:effectExtent l="38100" t="57150" r="44450" b="40640"/>
+                <wp:wrapNone/>
+                <wp:docPr id="1987534743" name="Ink 31"/>
+                <wp:cNvGraphicFramePr/>
+                <a:graphic xmlns:a="http://schemas.openxmlformats.org/drawingml/2006/main">
+                  <a:graphicData uri="http://schemas.microsoft.com/office/word/2010/wordprocessingInk">
+                    <w14:contentPart bwMode="auto" r:id="rId6">
+                      <w14:nvContentPartPr>
+                        <w14:cNvContentPartPr/>
+                      </w14:nvContentPartPr>
+                      <w14:xfrm>
+                        <a:off x="0" y="0"/>
+                        <a:ext cx="775305" cy="340360"/>
+                      </w14:xfrm>
+                    </w14:contentPart>
+                  </a:graphicData>
+                </a:graphic>
+              </wp:anchor>
+            </w:drawing>
+          </mc:Choice>
+          <mc:Fallback>
+            <w:pict>
+              <v:shape w14:anchorId="5F0C924A" id="Ink 31" o:spid="_x0000_s1026" type="#_x0000_t75" style="position:absolute;margin-left:-52.95pt;margin-top:33.55pt;width:62.5pt;height:28.2pt;z-index:251688960;visibility:visible;mso-wrap-style:square;mso-wrap-distance-left:9pt;mso-wrap-distance-top:0;mso-wrap-distance-right:9pt;mso-wrap-distance-bottom:0;mso-position-horizontal:absolute;mso-position-horizontal-relative:text;mso-position-vertical:absolute;mso-position-vertical-relative:text" o:gfxdata="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">
+                <v:imagedata r:id="rId7" o:title=""/>
+              </v:shape>
+            </w:pict>
+          </mc:Fallback>
+        </mc:AlternateContent>
+      </w:r>
+      <w:r>
         <w:t>Deformable DETR Loss:</w:t>
       </w:r>
     </w:p>
@@ -1122,43 +1231,237 @@
           </w:p>
         </w:tc>
       </w:tr>
+      <w:tr>
+        <w:tc>
+          <w:tcPr>
+            <w:tcW w:w="720" w:type="dxa"/>
+          </w:tcPr>
+          <w:p>
+            <w:pPr>
+              <w:rPr>
+                <w:rFonts w:eastAsia="Times New Roman"/>
+              </w:rPr>
+            </w:pPr>
+          </w:p>
+        </w:tc>
+        <w:tc>
+          <w:tcPr>
+            <w:tcW w:w="7398" w:type="dxa"/>
+          </w:tcPr>
+          <w:p>
+            <w:pPr>
+              <w:tabs>
+                <w:tab w:val="left" w:pos="425"/>
+              </w:tabs>
+              <w:rPr>
+                <w:rFonts w:eastAsia="Times New Roman"/>
+              </w:rPr>
+            </w:pPr>
+          </w:p>
+        </w:tc>
+        <w:tc>
+          <w:tcPr>
+            <w:tcW w:w="720" w:type="dxa"/>
+            <w:vAlign w:val="center"/>
+          </w:tcPr>
+          <w:p>
+            <w:pPr>
+              <w:jc w:val="right"/>
+              <w:rPr>
+                <w:rFonts w:eastAsia="Times New Roman"/>
+              </w:rPr>
+            </w:pPr>
+          </w:p>
+        </w:tc>
+      </w:tr>
     </w:tbl>
     <w:p/>
     <w:p>
-      <w:proofErr w:type="spellStart"/>
       <w:r>
-        <w:t>Đề</w:t>
+        <w:rPr>
+          <w:noProof/>
+        </w:rPr>
+        <mc:AlternateContent>
+          <mc:Choice Requires="wpi">
+            <w:drawing>
+              <wp:anchor distT="0" distB="0" distL="114300" distR="114300" simplePos="0" relativeHeight="251704320" behindDoc="0" locked="0" layoutInCell="1" allowOverlap="1" wp14:anchorId="48DBA7D3" wp14:editId="4EAB5028">
+                <wp:simplePos x="0" y="0"/>
+                <wp:positionH relativeFrom="column">
+                  <wp:posOffset>5022680</wp:posOffset>
+                </wp:positionH>
+                <wp:positionV relativeFrom="paragraph">
+                  <wp:posOffset>-198395</wp:posOffset>
+                </wp:positionV>
+                <wp:extent cx="807840" cy="574920"/>
+                <wp:effectExtent l="57150" t="57150" r="49530" b="53975"/>
+                <wp:wrapNone/>
+                <wp:docPr id="971063560" name="Ink 46"/>
+                <wp:cNvGraphicFramePr/>
+                <a:graphic xmlns:a="http://schemas.openxmlformats.org/drawingml/2006/main">
+                  <a:graphicData uri="http://schemas.microsoft.com/office/word/2010/wordprocessingInk">
+                    <w14:contentPart bwMode="auto" r:id="rId8">
+                      <w14:nvContentPartPr>
+                        <w14:cNvContentPartPr/>
+                      </w14:nvContentPartPr>
+                      <w14:xfrm>
+                        <a:off x="0" y="0"/>
+                        <a:ext cx="807840" cy="574920"/>
+                      </w14:xfrm>
+                    </w14:contentPart>
+                  </a:graphicData>
+                </a:graphic>
+              </wp:anchor>
+            </w:drawing>
+          </mc:Choice>
+          <mc:Fallback>
+            <w:pict>
+              <v:shape w14:anchorId="21DAB70B" id="Ink 46" o:spid="_x0000_s1026" type="#_x0000_t75" style="position:absolute;margin-left:394.8pt;margin-top:-16.3pt;width:65pt;height:46.65pt;z-index:251704320;visibility:visible;mso-wrap-style:square;mso-wrap-distance-left:9pt;mso-wrap-distance-top:0;mso-wrap-distance-right:9pt;mso-wrap-distance-bottom:0;mso-position-horizontal:absolute;mso-position-horizontal-relative:text;mso-position-vertical:absolute;mso-position-vertical-relative:text" o:gfxdata="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">
+                <v:imagedata r:id="rId9" o:title=""/>
+              </v:shape>
+            </w:pict>
+          </mc:Fallback>
+        </mc:AlternateContent>
       </w:r>
-      <w:proofErr w:type="spellEnd"/>
       <w:r>
-        <w:t xml:space="preserve"> </w:t>
+        <w:rPr>
+          <w:noProof/>
+        </w:rPr>
+        <mc:AlternateContent>
+          <mc:Choice Requires="wpi">
+            <w:drawing>
+              <wp:anchor distT="0" distB="0" distL="114300" distR="114300" simplePos="0" relativeHeight="251667456" behindDoc="0" locked="0" layoutInCell="1" allowOverlap="1" wp14:anchorId="5BBCCDA7" wp14:editId="62893D49">
+                <wp:simplePos x="0" y="0"/>
+                <wp:positionH relativeFrom="column">
+                  <wp:posOffset>4285615</wp:posOffset>
+                </wp:positionH>
+                <wp:positionV relativeFrom="paragraph">
+                  <wp:posOffset>-145415</wp:posOffset>
+                </wp:positionV>
+                <wp:extent cx="1480605" cy="414020"/>
+                <wp:effectExtent l="57150" t="57150" r="43815" b="43180"/>
+                <wp:wrapNone/>
+                <wp:docPr id="1450511776" name="Ink 9"/>
+                <wp:cNvGraphicFramePr/>
+                <a:graphic xmlns:a="http://schemas.openxmlformats.org/drawingml/2006/main">
+                  <a:graphicData uri="http://schemas.microsoft.com/office/word/2010/wordprocessingInk">
+                    <w14:contentPart bwMode="auto" r:id="rId10">
+                      <w14:nvContentPartPr>
+                        <w14:cNvContentPartPr/>
+                      </w14:nvContentPartPr>
+                      <w14:xfrm>
+                        <a:off x="0" y="0"/>
+                        <a:ext cx="1480605" cy="414020"/>
+                      </w14:xfrm>
+                    </w14:contentPart>
+                  </a:graphicData>
+                </a:graphic>
+              </wp:anchor>
+            </w:drawing>
+          </mc:Choice>
+          <mc:Fallback>
+            <w:pict>
+              <v:shape w14:anchorId="7B82EEB8" id="Ink 9" o:spid="_x0000_s1026" type="#_x0000_t75" style="position:absolute;margin-left:336.75pt;margin-top:-12.15pt;width:118pt;height:34pt;z-index:251667456;visibility:visible;mso-wrap-style:square;mso-wrap-distance-left:9pt;mso-wrap-distance-top:0;mso-wrap-distance-right:9pt;mso-wrap-distance-bottom:0;mso-position-horizontal:absolute;mso-position-horizontal-relative:text;mso-position-vertical:absolute;mso-position-vertical-relative:text" o:gfxdata="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">
+                <v:imagedata r:id="rId11" o:title=""/>
+              </v:shape>
+            </w:pict>
+          </mc:Fallback>
+        </mc:AlternateContent>
       </w:r>
-      <w:proofErr w:type="spellStart"/>
       <w:r>
-        <w:t>xuất</w:t>
-      </w:r>
-      <w:proofErr w:type="spellEnd"/>
-      <w:r>
-        <w:t xml:space="preserve"> </w:t>
-      </w:r>
-      <w:proofErr w:type="spellStart"/>
-      <w:r>
-        <w:t>của</w:t>
-      </w:r>
-      <w:proofErr w:type="spellEnd"/>
-      <w:r>
-        <w:t xml:space="preserve"> </w:t>
-      </w:r>
-      <w:proofErr w:type="spellStart"/>
-      <w:r>
-        <w:t>Nhân</w:t>
-      </w:r>
-      <w:proofErr w:type="spellEnd"/>
-      <w:r>
-        <w:t>:</w:t>
+        <w:t>Đề xuất của Nhân:</w:t>
       </w:r>
     </w:p>
     <w:p>
+      <w:r>
+        <w:rPr>
+          <w:noProof/>
+        </w:rPr>
+        <mc:AlternateContent>
+          <mc:Choice Requires="wpi">
+            <w:drawing>
+              <wp:anchor distT="0" distB="0" distL="114300" distR="114300" simplePos="0" relativeHeight="251676672" behindDoc="0" locked="0" layoutInCell="1" allowOverlap="1" wp14:anchorId="4114EA2F" wp14:editId="545EE4B7">
+                <wp:simplePos x="0" y="0"/>
+                <wp:positionH relativeFrom="column">
+                  <wp:posOffset>4057520</wp:posOffset>
+                </wp:positionH>
+                <wp:positionV relativeFrom="paragraph">
+                  <wp:posOffset>438535</wp:posOffset>
+                </wp:positionV>
+                <wp:extent cx="2060640" cy="492480"/>
+                <wp:effectExtent l="57150" t="57150" r="53975" b="41275"/>
+                <wp:wrapNone/>
+                <wp:docPr id="816126821" name="Ink 19"/>
+                <wp:cNvGraphicFramePr/>
+                <a:graphic xmlns:a="http://schemas.openxmlformats.org/drawingml/2006/main">
+                  <a:graphicData uri="http://schemas.microsoft.com/office/word/2010/wordprocessingInk">
+                    <w14:contentPart bwMode="auto" r:id="rId12">
+                      <w14:nvContentPartPr>
+                        <w14:cNvContentPartPr/>
+                      </w14:nvContentPartPr>
+                      <w14:xfrm>
+                        <a:off x="0" y="0"/>
+                        <a:ext cx="2060640" cy="492480"/>
+                      </w14:xfrm>
+                    </w14:contentPart>
+                  </a:graphicData>
+                </a:graphic>
+              </wp:anchor>
+            </w:drawing>
+          </mc:Choice>
+          <mc:Fallback>
+            <w:pict>
+              <v:shape w14:anchorId="4592338E" id="Ink 19" o:spid="_x0000_s1026" type="#_x0000_t75" style="position:absolute;margin-left:318.8pt;margin-top:33.85pt;width:163.65pt;height:40.2pt;z-index:251676672;visibility:visible;mso-wrap-style:square;mso-wrap-distance-left:9pt;mso-wrap-distance-top:0;mso-wrap-distance-right:9pt;mso-wrap-distance-bottom:0;mso-position-horizontal:absolute;mso-position-horizontal-relative:text;mso-position-vertical:absolute;mso-position-vertical-relative:text" o:gfxdata="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">
+                <v:imagedata r:id="rId13" o:title=""/>
+              </v:shape>
+            </w:pict>
+          </mc:Fallback>
+        </mc:AlternateContent>
+      </w:r>
+      <w:r>
+        <w:rPr>
+          <w:noProof/>
+        </w:rPr>
+        <mc:AlternateContent>
+          <mc:Choice Requires="wpi">
+            <w:drawing>
+              <wp:anchor distT="0" distB="0" distL="114300" distR="114300" simplePos="0" relativeHeight="251671552" behindDoc="0" locked="0" layoutInCell="1" allowOverlap="1" wp14:anchorId="2D1A2B3A" wp14:editId="1BA97995">
+                <wp:simplePos x="0" y="0"/>
+                <wp:positionH relativeFrom="column">
+                  <wp:posOffset>4317365</wp:posOffset>
+                </wp:positionH>
+                <wp:positionV relativeFrom="paragraph">
+                  <wp:posOffset>361950</wp:posOffset>
+                </wp:positionV>
+                <wp:extent cx="615960" cy="341630"/>
+                <wp:effectExtent l="57150" t="57150" r="12700" b="58420"/>
+                <wp:wrapNone/>
+                <wp:docPr id="1641989290" name="Ink 13"/>
+                <wp:cNvGraphicFramePr/>
+                <a:graphic xmlns:a="http://schemas.openxmlformats.org/drawingml/2006/main">
+                  <a:graphicData uri="http://schemas.microsoft.com/office/word/2010/wordprocessingInk">
+                    <w14:contentPart bwMode="auto" r:id="rId14">
+                      <w14:nvContentPartPr>
+                        <w14:cNvContentPartPr/>
+                      </w14:nvContentPartPr>
+                      <w14:xfrm>
+                        <a:off x="0" y="0"/>
+                        <a:ext cx="615960" cy="341630"/>
+                      </w14:xfrm>
+                    </w14:contentPart>
+                  </a:graphicData>
+                </a:graphic>
+              </wp:anchor>
+            </w:drawing>
+          </mc:Choice>
+          <mc:Fallback>
+            <w:pict>
+              <v:shape w14:anchorId="7DA0E97B" id="Ink 13" o:spid="_x0000_s1026" type="#_x0000_t75" style="position:absolute;margin-left:339.25pt;margin-top:27.8pt;width:49.9pt;height:28.3pt;z-index:251671552;visibility:visible;mso-wrap-style:square;mso-wrap-distance-left:9pt;mso-wrap-distance-top:0;mso-wrap-distance-right:9pt;mso-wrap-distance-bottom:0;mso-position-horizontal:absolute;mso-position-horizontal-relative:text;mso-position-vertical:absolute;mso-position-vertical-relative:text" o:gfxdata="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">
+                <v:imagedata r:id="rId15" o:title=""/>
+              </v:shape>
+            </w:pict>
+          </mc:Fallback>
+        </mc:AlternateContent>
+      </w:r>
       <w:r>
         <w:t>Full loss:</w:t>
       </w:r>
@@ -1193,6 +1496,51 @@
                 <w:rFonts w:eastAsia="Times New Roman"/>
               </w:rPr>
             </w:pPr>
+            <w:r>
+              <w:rPr>
+                <w:noProof/>
+              </w:rPr>
+              <mc:AlternateContent>
+                <mc:Choice Requires="wpi">
+                  <w:drawing>
+                    <wp:anchor distT="0" distB="0" distL="114300" distR="114300" simplePos="0" relativeHeight="251711488" behindDoc="0" locked="0" layoutInCell="1" allowOverlap="1" wp14:anchorId="202042DF" wp14:editId="50599DC3">
+                      <wp:simplePos x="0" y="0"/>
+                      <wp:positionH relativeFrom="column">
+                        <wp:posOffset>-430530</wp:posOffset>
+                      </wp:positionH>
+                      <wp:positionV relativeFrom="paragraph">
+                        <wp:posOffset>260985</wp:posOffset>
+                      </wp:positionV>
+                      <wp:extent cx="853920" cy="693000"/>
+                      <wp:effectExtent l="57150" t="57150" r="41910" b="50165"/>
+                      <wp:wrapNone/>
+                      <wp:docPr id="202437010" name="Ink 53"/>
+                      <wp:cNvGraphicFramePr/>
+                      <a:graphic xmlns:a="http://schemas.openxmlformats.org/drawingml/2006/main">
+                        <a:graphicData uri="http://schemas.microsoft.com/office/word/2010/wordprocessingInk">
+                          <w14:contentPart bwMode="auto" r:id="rId16">
+                            <w14:nvContentPartPr>
+                              <w14:cNvContentPartPr/>
+                            </w14:nvContentPartPr>
+                            <w14:xfrm>
+                              <a:off x="0" y="0"/>
+                              <a:ext cx="853920" cy="693000"/>
+                            </w14:xfrm>
+                          </w14:contentPart>
+                        </a:graphicData>
+                      </a:graphic>
+                    </wp:anchor>
+                  </w:drawing>
+                </mc:Choice>
+                <mc:Fallback>
+                  <w:pict>
+                    <v:shape w14:anchorId="28CFC05C" id="Ink 53" o:spid="_x0000_s1026" type="#_x0000_t75" style="position:absolute;margin-left:-34.6pt;margin-top:19.85pt;width:68.7pt;height:55.95pt;z-index:251711488;visibility:visible;mso-wrap-style:square;mso-wrap-distance-left:9pt;mso-wrap-distance-top:0;mso-wrap-distance-right:9pt;mso-wrap-distance-bottom:0;mso-position-horizontal:absolute;mso-position-horizontal-relative:text;mso-position-vertical:absolute;mso-position-vertical-relative:text" o:gfxdata="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">
+                      <v:imagedata r:id="rId17" o:title=""/>
+                    </v:shape>
+                  </w:pict>
+                </mc:Fallback>
+              </mc:AlternateContent>
+            </w:r>
           </w:p>
         </w:tc>
         <w:tc>
@@ -2196,6 +2544,53 @@
             <w:r>
               <w:rPr>
                 <w:rFonts w:eastAsia="Times New Roman"/>
+                <w:noProof/>
+                <w14:ligatures w14:val="standardContextual"/>
+              </w:rPr>
+              <mc:AlternateContent>
+                <mc:Choice Requires="wpi">
+                  <w:drawing>
+                    <wp:anchor distT="0" distB="0" distL="114300" distR="114300" simplePos="0" relativeHeight="251675648" behindDoc="0" locked="0" layoutInCell="1" allowOverlap="1" wp14:anchorId="0E112BD7" wp14:editId="1D199A3F">
+                      <wp:simplePos x="0" y="0"/>
+                      <wp:positionH relativeFrom="column">
+                        <wp:posOffset>59055</wp:posOffset>
+                      </wp:positionH>
+                      <wp:positionV relativeFrom="paragraph">
+                        <wp:posOffset>195580</wp:posOffset>
+                      </wp:positionV>
+                      <wp:extent cx="642090" cy="602270"/>
+                      <wp:effectExtent l="57150" t="57150" r="43815" b="45720"/>
+                      <wp:wrapNone/>
+                      <wp:docPr id="546844685" name="Ink 18"/>
+                      <wp:cNvGraphicFramePr/>
+                      <a:graphic xmlns:a="http://schemas.openxmlformats.org/drawingml/2006/main">
+                        <a:graphicData uri="http://schemas.microsoft.com/office/word/2010/wordprocessingInk">
+                          <w14:contentPart bwMode="auto" r:id="rId18">
+                            <w14:nvContentPartPr>
+                              <w14:cNvContentPartPr/>
+                            </w14:nvContentPartPr>
+                            <w14:xfrm>
+                              <a:off x="0" y="0"/>
+                              <a:ext cx="642090" cy="602270"/>
+                            </w14:xfrm>
+                          </w14:contentPart>
+                        </a:graphicData>
+                      </a:graphic>
+                    </wp:anchor>
+                  </w:drawing>
+                </mc:Choice>
+                <mc:Fallback>
+                  <w:pict>
+                    <v:shape w14:anchorId="03A10554" id="Ink 18" o:spid="_x0000_s1026" type="#_x0000_t75" style="position:absolute;margin-left:3.95pt;margin-top:14.7pt;width:51.95pt;height:48.8pt;z-index:251675648;visibility:visible;mso-wrap-style:square;mso-wrap-distance-left:9pt;mso-wrap-distance-top:0;mso-wrap-distance-right:9pt;mso-wrap-distance-bottom:0;mso-position-horizontal:absolute;mso-position-horizontal-relative:text;mso-position-vertical:absolute;mso-position-vertical-relative:text" o:gfxdata="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">
+                      <v:imagedata r:id="rId19" o:title=""/>
+                    </v:shape>
+                  </w:pict>
+                </mc:Fallback>
+              </mc:AlternateContent>
+            </w:r>
+            <w:r>
+              <w:rPr>
+                <w:rFonts w:eastAsia="Times New Roman"/>
               </w:rPr>
               <w:t>(3.1)</w:t>
             </w:r>
@@ -2205,6 +2600,192 @@
     </w:tbl>
     <w:p/>
     <w:p>
+      <w:r>
+        <w:rPr>
+          <w:noProof/>
+        </w:rPr>
+        <mc:AlternateContent>
+          <mc:Choice Requires="wpi">
+            <w:drawing>
+              <wp:anchor distT="0" distB="0" distL="114300" distR="114300" simplePos="0" relativeHeight="251721728" behindDoc="0" locked="0" layoutInCell="1" allowOverlap="1" wp14:anchorId="116C6805" wp14:editId="4B4769D6">
+                <wp:simplePos x="0" y="0"/>
+                <wp:positionH relativeFrom="column">
+                  <wp:posOffset>-362200</wp:posOffset>
+                </wp:positionH>
+                <wp:positionV relativeFrom="paragraph">
+                  <wp:posOffset>958095</wp:posOffset>
+                </wp:positionV>
+                <wp:extent cx="44450" cy="355600"/>
+                <wp:effectExtent l="57150" t="57150" r="50800" b="44450"/>
+                <wp:wrapNone/>
+                <wp:docPr id="1983125797" name="Ink 63"/>
+                <wp:cNvGraphicFramePr/>
+                <a:graphic xmlns:a="http://schemas.openxmlformats.org/drawingml/2006/main">
+                  <a:graphicData uri="http://schemas.microsoft.com/office/word/2010/wordprocessingInk">
+                    <w14:contentPart bwMode="auto" r:id="rId20">
+                      <w14:nvContentPartPr>
+                        <w14:cNvContentPartPr/>
+                      </w14:nvContentPartPr>
+                      <w14:xfrm>
+                        <a:off x="0" y="0"/>
+                        <a:ext cx="44450" cy="355600"/>
+                      </w14:xfrm>
+                    </w14:contentPart>
+                  </a:graphicData>
+                </a:graphic>
+                <wp14:sizeRelH relativeFrom="margin">
+                  <wp14:pctWidth>0</wp14:pctWidth>
+                </wp14:sizeRelH>
+                <wp14:sizeRelV relativeFrom="margin">
+                  <wp14:pctHeight>0</wp14:pctHeight>
+                </wp14:sizeRelV>
+              </wp:anchor>
+            </w:drawing>
+          </mc:Choice>
+          <mc:Fallback>
+            <w:pict>
+              <v:shape w14:anchorId="08A0A6A6" id="Ink 63" o:spid="_x0000_s1026" type="#_x0000_t75" style="position:absolute;margin-left:-29.2pt;margin-top:74.75pt;width:4.85pt;height:29.4pt;z-index:251721728;visibility:visible;mso-wrap-style:square;mso-width-percent:0;mso-height-percent:0;mso-wrap-distance-left:9pt;mso-wrap-distance-top:0;mso-wrap-distance-right:9pt;mso-wrap-distance-bottom:0;mso-position-horizontal:absolute;mso-position-horizontal-relative:text;mso-position-vertical:absolute;mso-position-vertical-relative:text;mso-width-percent:0;mso-height-percent:0;mso-width-relative:margin;mso-height-relative:margin" o:gfxdata="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">
+                <v:imagedata r:id="rId21" o:title=""/>
+              </v:shape>
+            </w:pict>
+          </mc:Fallback>
+        </mc:AlternateContent>
+      </w:r>
+      <w:r>
+        <w:rPr>
+          <w:noProof/>
+        </w:rPr>
+        <mc:AlternateContent>
+          <mc:Choice Requires="wpi">
+            <w:drawing>
+              <wp:anchor distT="0" distB="0" distL="114300" distR="114300" simplePos="0" relativeHeight="251719680" behindDoc="0" locked="0" layoutInCell="1" allowOverlap="1" wp14:anchorId="03A44B78" wp14:editId="5ADBB8D4">
+                <wp:simplePos x="0" y="0"/>
+                <wp:positionH relativeFrom="column">
+                  <wp:posOffset>4164965</wp:posOffset>
+                </wp:positionH>
+                <wp:positionV relativeFrom="paragraph">
+                  <wp:posOffset>-268605</wp:posOffset>
+                </wp:positionV>
+                <wp:extent cx="2112010" cy="679740"/>
+                <wp:effectExtent l="57150" t="57150" r="40640" b="44450"/>
+                <wp:wrapNone/>
+                <wp:docPr id="1784135143" name="Ink 61"/>
+                <wp:cNvGraphicFramePr/>
+                <a:graphic xmlns:a="http://schemas.openxmlformats.org/drawingml/2006/main">
+                  <a:graphicData uri="http://schemas.microsoft.com/office/word/2010/wordprocessingInk">
+                    <w14:contentPart bwMode="auto" r:id="rId22">
+                      <w14:nvContentPartPr>
+                        <w14:cNvContentPartPr/>
+                      </w14:nvContentPartPr>
+                      <w14:xfrm>
+                        <a:off x="0" y="0"/>
+                        <a:ext cx="2112010" cy="679740"/>
+                      </w14:xfrm>
+                    </w14:contentPart>
+                  </a:graphicData>
+                </a:graphic>
+              </wp:anchor>
+            </w:drawing>
+          </mc:Choice>
+          <mc:Fallback>
+            <w:pict>
+              <v:shape w14:anchorId="5443FD73" id="Ink 61" o:spid="_x0000_s1026" type="#_x0000_t75" style="position:absolute;margin-left:327.25pt;margin-top:-21.85pt;width:167.7pt;height:54.9pt;z-index:251719680;visibility:visible;mso-wrap-style:square;mso-wrap-distance-left:9pt;mso-wrap-distance-top:0;mso-wrap-distance-right:9pt;mso-wrap-distance-bottom:0;mso-position-horizontal:absolute;mso-position-horizontal-relative:text;mso-position-vertical:absolute;mso-position-vertical-relative:text" o:gfxdata="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">
+                <v:imagedata r:id="rId23" o:title=""/>
+              </v:shape>
+            </w:pict>
+          </mc:Fallback>
+        </mc:AlternateContent>
+      </w:r>
+      <w:r>
+        <w:rPr>
+          <w:noProof/>
+        </w:rPr>
+        <mc:AlternateContent>
+          <mc:Choice Requires="wpi">
+            <w:drawing>
+              <wp:anchor distT="0" distB="0" distL="114300" distR="114300" simplePos="0" relativeHeight="251703296" behindDoc="0" locked="0" layoutInCell="1" allowOverlap="1" wp14:anchorId="3C24CC45" wp14:editId="4C6D9100">
+                <wp:simplePos x="0" y="0"/>
+                <wp:positionH relativeFrom="column">
+                  <wp:posOffset>5313045</wp:posOffset>
+                </wp:positionH>
+                <wp:positionV relativeFrom="paragraph">
+                  <wp:posOffset>-210820</wp:posOffset>
+                </wp:positionV>
+                <wp:extent cx="530225" cy="510265"/>
+                <wp:effectExtent l="57150" t="57150" r="41275" b="42545"/>
+                <wp:wrapNone/>
+                <wp:docPr id="1352752150" name="Ink 45"/>
+                <wp:cNvGraphicFramePr/>
+                <a:graphic xmlns:a="http://schemas.openxmlformats.org/drawingml/2006/main">
+                  <a:graphicData uri="http://schemas.microsoft.com/office/word/2010/wordprocessingInk">
+                    <w14:contentPart bwMode="auto" r:id="rId24">
+                      <w14:nvContentPartPr>
+                        <w14:cNvContentPartPr/>
+                      </w14:nvContentPartPr>
+                      <w14:xfrm>
+                        <a:off x="0" y="0"/>
+                        <a:ext cx="530225" cy="510265"/>
+                      </w14:xfrm>
+                    </w14:contentPart>
+                  </a:graphicData>
+                </a:graphic>
+              </wp:anchor>
+            </w:drawing>
+          </mc:Choice>
+          <mc:Fallback>
+            <w:pict>
+              <v:shape w14:anchorId="4D138962" id="Ink 45" o:spid="_x0000_s1026" type="#_x0000_t75" style="position:absolute;margin-left:417.65pt;margin-top:-17.3pt;width:43.15pt;height:41.6pt;z-index:251703296;visibility:visible;mso-wrap-style:square;mso-wrap-distance-left:9pt;mso-wrap-distance-top:0;mso-wrap-distance-right:9pt;mso-wrap-distance-bottom:0;mso-position-horizontal:absolute;mso-position-horizontal-relative:text;mso-position-vertical:absolute;mso-position-vertical-relative:text" o:gfxdata="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">
+                <v:imagedata r:id="rId25" o:title=""/>
+              </v:shape>
+            </w:pict>
+          </mc:Fallback>
+        </mc:AlternateContent>
+      </w:r>
+      <w:r>
+        <w:rPr>
+          <w:noProof/>
+        </w:rPr>
+        <mc:AlternateContent>
+          <mc:Choice Requires="wpi">
+            <w:drawing>
+              <wp:anchor distT="0" distB="0" distL="114300" distR="114300" simplePos="0" relativeHeight="251683840" behindDoc="0" locked="0" layoutInCell="1" allowOverlap="1" wp14:anchorId="031B297E" wp14:editId="5359405A">
+                <wp:simplePos x="0" y="0"/>
+                <wp:positionH relativeFrom="column">
+                  <wp:posOffset>4457065</wp:posOffset>
+                </wp:positionH>
+                <wp:positionV relativeFrom="paragraph">
+                  <wp:posOffset>-108585</wp:posOffset>
+                </wp:positionV>
+                <wp:extent cx="1372270" cy="342515"/>
+                <wp:effectExtent l="57150" t="57150" r="56515" b="57785"/>
+                <wp:wrapNone/>
+                <wp:docPr id="2030598228" name="Ink 26"/>
+                <wp:cNvGraphicFramePr/>
+                <a:graphic xmlns:a="http://schemas.openxmlformats.org/drawingml/2006/main">
+                  <a:graphicData uri="http://schemas.microsoft.com/office/word/2010/wordprocessingInk">
+                    <w14:contentPart bwMode="auto" r:id="rId26">
+                      <w14:nvContentPartPr>
+                        <w14:cNvContentPartPr/>
+                      </w14:nvContentPartPr>
+                      <w14:xfrm>
+                        <a:off x="0" y="0"/>
+                        <a:ext cx="1372270" cy="342515"/>
+                      </w14:xfrm>
+                    </w14:contentPart>
+                  </a:graphicData>
+                </a:graphic>
+              </wp:anchor>
+            </w:drawing>
+          </mc:Choice>
+          <mc:Fallback>
+            <w:pict>
+              <v:shape w14:anchorId="14DE6A69" id="Ink 26" o:spid="_x0000_s1026" type="#_x0000_t75" style="position:absolute;margin-left:350.25pt;margin-top:-9.25pt;width:109.45pt;height:28.35pt;z-index:251683840;visibility:visible;mso-wrap-style:square;mso-wrap-distance-left:9pt;mso-wrap-distance-top:0;mso-wrap-distance-right:9pt;mso-wrap-distance-bottom:0;mso-position-horizontal:absolute;mso-position-horizontal-relative:text;mso-position-vertical:absolute;mso-position-vertical-relative:text" o:gfxdata="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">
+                <v:imagedata r:id="rId27" o:title=""/>
+              </v:shape>
+            </w:pict>
+          </mc:Fallback>
+        </mc:AlternateContent>
+      </w:r>
       <w:r>
         <w:t>No label loss:</w:t>
       </w:r>
@@ -3114,26 +3695,56 @@
         </w:tc>
       </w:tr>
     </w:tbl>
-    <w:p/>
     <w:p>
       <w:r>
-        <w:t xml:space="preserve">Hướng </w:t>
+        <w:rPr>
+          <w:noProof/>
+        </w:rPr>
+        <mc:AlternateContent>
+          <mc:Choice Requires="wpi">
+            <w:drawing>
+              <wp:anchor distT="0" distB="0" distL="114300" distR="114300" simplePos="0" relativeHeight="251722752" behindDoc="0" locked="0" layoutInCell="1" allowOverlap="1" wp14:anchorId="1D39977E" wp14:editId="29B8C6DD">
+                <wp:simplePos x="0" y="0"/>
+                <wp:positionH relativeFrom="column">
+                  <wp:posOffset>-317560</wp:posOffset>
+                </wp:positionH>
+                <wp:positionV relativeFrom="paragraph">
+                  <wp:posOffset>-3115</wp:posOffset>
+                </wp:positionV>
+                <wp:extent cx="481680" cy="64800"/>
+                <wp:effectExtent l="57150" t="57150" r="52070" b="49530"/>
+                <wp:wrapNone/>
+                <wp:docPr id="826468635" name="Ink 64"/>
+                <wp:cNvGraphicFramePr/>
+                <a:graphic xmlns:a="http://schemas.openxmlformats.org/drawingml/2006/main">
+                  <a:graphicData uri="http://schemas.microsoft.com/office/word/2010/wordprocessingInk">
+                    <w14:contentPart bwMode="auto" r:id="rId28">
+                      <w14:nvContentPartPr>
+                        <w14:cNvContentPartPr/>
+                      </w14:nvContentPartPr>
+                      <w14:xfrm>
+                        <a:off x="0" y="0"/>
+                        <a:ext cx="481680" cy="64800"/>
+                      </w14:xfrm>
+                    </w14:contentPart>
+                  </a:graphicData>
+                </a:graphic>
+              </wp:anchor>
+            </w:drawing>
+          </mc:Choice>
+          <mc:Fallback>
+            <w:pict>
+              <v:shape w14:anchorId="1DC0CD0D" id="Ink 64" o:spid="_x0000_s1026" type="#_x0000_t75" style="position:absolute;margin-left:-25.7pt;margin-top:-.95pt;width:39.35pt;height:6.5pt;z-index:251722752;visibility:visible;mso-wrap-style:square;mso-wrap-distance-left:9pt;mso-wrap-distance-top:0;mso-wrap-distance-right:9pt;mso-wrap-distance-bottom:0;mso-position-horizontal:absolute;mso-position-horizontal-relative:text;mso-position-vertical:absolute;mso-position-vertical-relative:text" o:gfxdata="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">
+                <v:imagedata r:id="rId29" o:title=""/>
+              </v:shape>
+            </w:pict>
+          </mc:Fallback>
+        </mc:AlternateContent>
       </w:r>
-      <w:proofErr w:type="spellStart"/>
+    </w:p>
+    <w:p>
       <w:r>
-        <w:t>phát</w:t>
-      </w:r>
-      <w:proofErr w:type="spellEnd"/>
-      <w:r>
-        <w:t xml:space="preserve"> </w:t>
-      </w:r>
-      <w:proofErr w:type="spellStart"/>
-      <w:r>
-        <w:t>triển</w:t>
-      </w:r>
-      <w:proofErr w:type="spellEnd"/>
-      <w:r>
-        <w:t>:</w:t>
+        <w:t>Hướng phát triển:</w:t>
       </w:r>
     </w:p>
     <w:tbl>
@@ -4467,7 +5078,7 @@
 </file>
 
 <file path=word/styles.xml><?xml version="1.0" encoding="utf-8"?>
-<w:styles xmlns:mc="http://schemas.openxmlformats.org/markup-compatibility/2006" xmlns:r="http://schemas.openxmlformats.org/officeDocument/2006/relationships" xmlns:w="http://schemas.openxmlformats.org/wordprocessingml/2006/main" xmlns:w14="http://schemas.microsoft.com/office/word/2010/wordml" xmlns:w15="http://schemas.microsoft.com/office/word/2012/wordml" xmlns:w16cex="http://schemas.microsoft.com/office/word/2018/wordml/cex" xmlns:w16cid="http://schemas.microsoft.com/office/word/2016/wordml/cid" xmlns:w16="http://schemas.microsoft.com/office/word/2018/wordml" xmlns:w16du="http://schemas.microsoft.com/office/word/2023/wordml/word16du" xmlns:w16sdtdh="http://schemas.microsoft.com/office/word/2020/wordml/sdtdatahash" xmlns:w16se="http://schemas.microsoft.com/office/word/2015/wordml/symex" mc:Ignorable="w14 w15 w16se w16cid w16 w16cex w16sdtdh w16du">
+<w:styles xmlns:mc="http://schemas.openxmlformats.org/markup-compatibility/2006" xmlns:r="http://schemas.openxmlformats.org/officeDocument/2006/relationships" xmlns:w="http://schemas.openxmlformats.org/wordprocessingml/2006/main" xmlns:w14="http://schemas.microsoft.com/office/word/2010/wordml" xmlns:w15="http://schemas.microsoft.com/office/word/2012/wordml" xmlns:w16cex="http://schemas.microsoft.com/office/word/2018/wordml/cex" xmlns:w16cid="http://schemas.microsoft.com/office/word/2016/wordml/cid" xmlns:w16="http://schemas.microsoft.com/office/word/2018/wordml" xmlns:w16du="http://schemas.microsoft.com/office/word/2023/wordml/word16du" xmlns:w16sdtdh="http://schemas.microsoft.com/office/word/2020/wordml/sdtdatahash" xmlns:w16sdtfl="http://schemas.microsoft.com/office/word/2024/wordml/sdtformatlock" xmlns:w16se="http://schemas.microsoft.com/office/word/2015/wordml/symex" mc:Ignorable="w14 w15 w16se w16cid w16 w16cex w16sdtdh w16sdtfl w16du">
   <w:docDefaults>
     <w:rPrDefault>
       <w:rPr>
@@ -4908,7 +5519,7 @@
       <w:kern w:val="0"/>
       <w:sz w:val="20"/>
       <w:szCs w:val="20"/>
-      <w:lang w:val="en-150" w:eastAsia="en-150"/>
+      <w:lang/>
       <w14:ligatures w14:val="none"/>
     </w:rPr>
     <w:tblPr>
@@ -4923,6 +5534,395 @@
     </w:tblPr>
   </w:style>
 </w:styles>
+</file>
+
+<file path=word/ink/ink1.xml><?xml version="1.0" encoding="utf-8"?>
+<inkml:ink xmlns:inkml="http://www.w3.org/2003/InkML">
+  <inkml:definitions>
+    <inkml:context xml:id="ctx0">
+      <inkml:inkSource xml:id="inkSrc0">
+        <inkml:traceFormat>
+          <inkml:channel name="X" type="integer" min="-2.14748E9" max="2.14748E9" units="cm"/>
+          <inkml:channel name="Y" type="integer" min="-2.14748E9" max="2.14748E9" units="cm"/>
+          <inkml:channel name="F" type="integer" max="32767" units="dev"/>
+        </inkml:traceFormat>
+        <inkml:channelProperties>
+          <inkml:channelProperty channel="X" name="resolution" value="1000" units="1/cm"/>
+          <inkml:channelProperty channel="Y" name="resolution" value="1000" units="1/cm"/>
+          <inkml:channelProperty channel="F" name="resolution" value="0" units="1/dev"/>
+        </inkml:channelProperties>
+      </inkml:inkSource>
+      <inkml:timestamp xml:id="ts0" timeString="2025-11-18T14:41:03.682"/>
+    </inkml:context>
+    <inkml:brush xml:id="br0">
+      <inkml:brushProperty name="width" value="0.05" units="cm"/>
+      <inkml:brushProperty name="height" value="0.05" units="cm"/>
+      <inkml:brushProperty name="color" value="#E71224"/>
+    </inkml:brush>
+  </inkml:definitions>
+  <inkml:trace contextRef="#ctx0" brushRef="#br0">146 429 24575,'-15'16'0,"1"1"0,1 1 0,0 0 0,2 1 0,0 0 0,1 0 0,0 1 0,2 1 0,-11 40 0,13-35 0,0 1 0,2 0 0,1 0 0,1 0 0,2 0 0,0 0 0,7 45 0,-5-62 0,1 0 0,0 0 0,0 0 0,1 0 0,10 17 0,-14-25 0,1-1 0,-1 1 0,1-1 0,0 1 0,0-1 0,0 1 0,0-1 0,0 0 0,0 0 0,0 1 0,0-1 0,1 0 0,-1 0 0,0 0 0,1 0 0,-1 0 0,1-1 0,-1 1 0,1 0 0,-1-1 0,1 1 0,-1-1 0,1 1 0,0-1 0,-1 0 0,1 1 0,0-1 0,-1 0 0,1 0 0,0 0 0,-1-1 0,1 1 0,0 0 0,-1-1 0,1 1 0,-1-1 0,1 1 0,-1-1 0,1 0 0,-1 1 0,1-1 0,-1 0 0,1 0 0,1-2 0,5-6 0,0 1 0,0-2 0,-1 1 0,0-1 0,-1 0 0,0-1 0,0 1 0,-1-1 0,4-14 0,29-110 0,-37 130 0,14-59 30,-4 0 0,-2-1 0,1-108 0,-11 138-195,-1 1 0,-1-1 0,-2 1 0,-2 0 0,-1 0 0,-1 0 0,-2 1 0,-24-50 0,16 48-6661</inkml:trace>
+  <inkml:trace contextRef="#ctx0" brushRef="#br0" timeOffset="321.31">462 535 24575,'17'52'0,"-13"2"-124,-2 0 0,-2 0 0,-3 0 0,-1-1 0,-4 1 0,-1-1-1,-3 0 1,-2-1 0,-3-1 0,-24 53 0,30-79-6702</inkml:trace>
+  <inkml:trace contextRef="#ctx0" brushRef="#br0" timeOffset="989.5">957 218 24575,'-9'323'0,"1"64"0,16-322 0,-8-63 0,1-1 0,-1 1 0,0-1 0,1 1 0,0-1 0,-1 1 0,1-1 0,0 1 0,0-1 0,-1 0 0,1 1 0,0-1 0,1 0 0,-1 0 0,1 1 0,-1-1 0,0-1 0,0 0 0,0 0 0,0 0 0,0 0 0,0 0 0,-1-1 0,1 1 0,0 0 0,0 0 0,0 0 0,0-1 0,0 1 0,-1-1 0,1 1 0,0 0 0,0-1 0,-1 1 0,1-1 0,0 0 0,-1 1 0,1-1 0,0 1 0,-1-1 0,1 0 0,-1 0 0,1 1 0,-1-1 0,0 0 0,1-1 0,10-15 0,0-1 0,-2 0 0,0-1 0,-1 0 0,5-21 0,24-105 0,-22 76 0,8-124 0,-21 165 0,-2-1 0,-1 0 0,-1 0 0,-2 0 0,-1 1 0,-1-1 0,-10-28 0,3 29-1365,2 11-5461</inkml:trace>
+  <inkml:trace contextRef="#ctx0" brushRef="#br0" timeOffset="1251.29">1294 108 24575,'-4'75'-3917,"-24"135"0,4-40 4967,19-128-951,0-14 49,2 0-1,1 0 0,1 1 1,2-1-1,0 1 1,7 31-1,-7-56 133,0 0 0,1 0-1,-1 0 1,1 1 0,-1-1 0,1-1 0,1 1 0,-1 0-1,1 0 1,-1-1 0,1 0 0,0 1 0,0-1 0,0 0-1,1 0 1,-1-1 0,1 1 0,5 3 0,-3-4-216,-1 0 0,1-1 0,-1 1 0,1-1 0,0 0 0,-1-1 0,1 1 0,0-1 0,0 0 0,-1 0 0,1-1 0,8-2 0,1 0-114,-1-1 1,0-1-1,0 0 1,0-1-1,-1-1 1,0 0-1,0-1 0,-1 0 1,21-18-1,-16 8 50,-1-1 0,0-1 0,-2 0 0,0-1 0,-1-1 0,-1 0 0,-2 0 0,0-1 0,-1-1 0,-1 0 0,7-38 0,-8 25 0,-1 0 0,-2-1 0,-2 0 0,-1 1 0,-2-1 0,-2 0 0,-7-38 0,5 54 0,0 1 0,-10-28 0,13 44 0,0 1 0,0-1 0,0 1 0,0-1 0,-1 1 0,1 0 0,-1 0 0,0 0 0,0 0 0,-1 1 0,1-1 0,-1 1 0,0 0 0,0 0 0,-8-5 0,10 8-30,1-1 0,-1 1-1,1 0 1,-1 0 0,1 0-1,-1 0 1,1 0 0,-1 0-1,1 1 1,0-1 0,-1 0-1,1 1 1,-1-1 0,1 1-1,0-1 1,-1 1-1,1 0 1,0 0 0,0-1-1,-1 1 1,1 0 0,0 0-1,0 0 1,0 0 0,0 0-1,0 1 1,1-1 0,-1 0-1,0 0 1,0 1 0,1-1-1,-1 0 1,1 1 0,-1-1-1,1 0 1,-1 1 0,1-1-1,0 1 1,0-1 0,0 1-1,0-1 1,0 1 0,0-1-1,1 3 1,0 14-6796</inkml:trace>
+</inkml:ink>
+</file>
+
+<file path=word/ink/ink10.xml><?xml version="1.0" encoding="utf-8"?>
+<inkml:ink xmlns:inkml="http://www.w3.org/2003/InkML">
+  <inkml:definitions>
+    <inkml:context xml:id="ctx0">
+      <inkml:inkSource xml:id="inkSrc0">
+        <inkml:traceFormat>
+          <inkml:channel name="X" type="integer" min="-2.14748E9" max="2.14748E9" units="cm"/>
+          <inkml:channel name="Y" type="integer" min="-2.14748E9" max="2.14748E9" units="cm"/>
+          <inkml:channel name="F" type="integer" max="32767" units="dev"/>
+        </inkml:traceFormat>
+        <inkml:channelProperties>
+          <inkml:channelProperty channel="X" name="resolution" value="1000" units="1/cm"/>
+          <inkml:channelProperty channel="Y" name="resolution" value="1000" units="1/cm"/>
+          <inkml:channelProperty channel="F" name="resolution" value="0" units="1/dev"/>
+        </inkml:channelProperties>
+      </inkml:inkSource>
+      <inkml:timestamp xml:id="ts0" timeString="2025-11-18T14:41:11.052"/>
+    </inkml:context>
+    <inkml:brush xml:id="br0">
+      <inkml:brushProperty name="width" value="0.05" units="cm"/>
+      <inkml:brushProperty name="height" value="0.05" units="cm"/>
+      <inkml:brushProperty name="color" value="#E71224"/>
+    </inkml:brush>
+  </inkml:definitions>
+  <inkml:trace contextRef="#ctx0" brushRef="#br0">0 74 24575,'2128'-30'-1310,"1428"-11"-3637,-3509 40 5040,-34 0 133,0 0-1,0 1 1,0 1-1,0 0 1,0 1 0,24 6-1,-36-8-211,1 1 1,-1-1-1,0 1 0,0 0 0,0-1 0,1 1 1,-1 0-1,0 0 0,0 0 0,0 0 1,0 0-1,0 0 0,0 0 0,-1 0 1,1 0-1,0 0 0,0 0 0,-1 1 0,1-1 1,-1 0-1,1 0 0,0 3 0,-2 31 321,0-30-206,-70 420 3622,-72 208-9659,34-159 5075,72-263 8473,33-185-8496,4-24 856,0-1 0,-1 1 0,1-1 0,-1 1 0,0-1 0,1 1 0,-1-1 0,0 0 0,0 1 0,0-1 0,0 0 0,0 0 0,0 0 0,-1 0 0,1 1 0,0-2 0,0 1 0,-1 0 0,1 0 0,-1 0 0,1-1 0,-1 1 0,1 0 0,-1-1 0,1 0 0,-1 1 0,-2-1 0,-54 3 0,37-3 0,-785 0-251,389-2-860,-25 1-401,-1195-8-209,6-54 1371,1480 51-255,63 1-2036</inkml:trace>
+  <inkml:trace contextRef="#ctx0" brushRef="#br0" timeOffset="810.7">355 22 24575,'0'1429'0,"1"-1418"0,0 0 0,1-1 0,0 1 0,1-1 0,6 18 0,-5-17 0,0 0 0,-1 0 0,0 1 0,2 21 0,-7 224-1365,2-236-5461</inkml:trace>
+</inkml:ink>
+</file>
+
+<file path=word/ink/ink11.xml><?xml version="1.0" encoding="utf-8"?>
+<inkml:ink xmlns:inkml="http://www.w3.org/2003/InkML">
+  <inkml:definitions>
+    <inkml:context xml:id="ctx0">
+      <inkml:inkSource xml:id="inkSrc0">
+        <inkml:traceFormat>
+          <inkml:channel name="X" type="integer" min="-2.14748E9" max="2.14748E9" units="cm"/>
+          <inkml:channel name="Y" type="integer" min="-2.14748E9" max="2.14748E9" units="cm"/>
+          <inkml:channel name="F" type="integer" max="32767" units="dev"/>
+        </inkml:traceFormat>
+        <inkml:channelProperties>
+          <inkml:channelProperty channel="X" name="resolution" value="1000" units="1/cm"/>
+          <inkml:channelProperty channel="Y" name="resolution" value="1000" units="1/cm"/>
+          <inkml:channelProperty channel="F" name="resolution" value="0" units="1/dev"/>
+        </inkml:channelProperties>
+      </inkml:inkSource>
+      <inkml:timestamp xml:id="ts0" timeString="2025-11-18T14:40:31.190"/>
+    </inkml:context>
+    <inkml:brush xml:id="br0">
+      <inkml:brushProperty name="width" value="0.05" units="cm"/>
+      <inkml:brushProperty name="height" value="0.05" units="cm"/>
+      <inkml:brushProperty name="color" value="#E71224"/>
+    </inkml:brush>
+  </inkml:definitions>
+  <inkml:trace contextRef="#ctx0" brushRef="#br0">5 91 24575,'13'-1'0,"-1"0"0,1-1 0,20-6 0,10-1 0,289-23 0,-25 4 0,-216 20 0,163 6 0,-114 5 0,-105-4 0,-21 0 0,0 1 0,-1 0 0,1 1 0,25 4 0,-35-4 0,0 1 0,0-1 0,0 1 0,-1-1 0,1 1 0,0 0 0,-1 1 0,1-1 0,-1 1 0,0-1 0,0 1 0,0 0 0,0 0 0,0 0 0,-1 1 0,0-1 0,1 1 0,-1-1 0,0 1 0,2 6 0,4 13 0,-1 0 0,-1 1 0,-2 0 0,0 0 0,1 31 0,-6 127 0,-1-90 0,1 674-1365,1-751-5461</inkml:trace>
+  <inkml:trace contextRef="#ctx0" brushRef="#br0" timeOffset="1375.37">58 19 24575,'-1'9'0,"0"-1"0,-1 1 0,1-1 0,-2 1 0,-3 10 0,-7 27 0,-1 50 0,-3 137 0,19 102 0,1-138 0,-4-113 0,3 81 0,1-152 0,1 1 0,0-1 0,1 0 0,1 0 0,0 0 0,1-1 0,0 0 0,15 18 0,-10-12 0,-10-15 0,0-1 0,0 0 0,1 0 0,-1 0 0,1 0 0,-1 0 0,1 0 0,-1 0 0,1-1 0,0 0 0,0 1 0,0-1 0,0 0 0,0 0 0,0-1 0,0 1 0,5 0 0,61-1 0,-43-1 0,119-6 0,0-6 0,254-56 0,-360 61-341,1 2 0,0 2-1,75 2 1,-100 3-6485</inkml:trace>
+</inkml:ink>
+</file>
+
+<file path=word/ink/ink12.xml><?xml version="1.0" encoding="utf-8"?>
+<inkml:ink xmlns:inkml="http://www.w3.org/2003/InkML">
+  <inkml:definitions>
+    <inkml:context xml:id="ctx0">
+      <inkml:inkSource xml:id="inkSrc0">
+        <inkml:traceFormat>
+          <inkml:channel name="X" type="integer" min="-2.14748E9" max="2.14748E9" units="cm"/>
+          <inkml:channel name="Y" type="integer" min="-2.14748E9" max="2.14748E9" units="cm"/>
+          <inkml:channel name="F" type="integer" max="32767" units="dev"/>
+        </inkml:traceFormat>
+        <inkml:channelProperties>
+          <inkml:channelProperty channel="X" name="resolution" value="1000" units="1/cm"/>
+          <inkml:channelProperty channel="Y" name="resolution" value="1000" units="1/cm"/>
+          <inkml:channelProperty channel="F" name="resolution" value="0" units="1/dev"/>
+        </inkml:channelProperties>
+      </inkml:inkSource>
+      <inkml:timestamp xml:id="ts0" timeString="2025-11-18T14:40:06.744"/>
+    </inkml:context>
+    <inkml:brush xml:id="br0">
+      <inkml:brushProperty name="width" value="0.05" units="cm"/>
+      <inkml:brushProperty name="height" value="0.05" units="cm"/>
+      <inkml:brushProperty name="color" value="#E71224"/>
+    </inkml:brush>
+  </inkml:definitions>
+  <inkml:trace contextRef="#ctx0" brushRef="#br0">1 1 24575,'1'25'0,"2"0"0,1 1 0,10 36 0,2 11 0,10 62 0,18 133 0,-40-244 0,2 0 0,0-1 0,18 44 0,-16-46 0,-6-17 0,0 0 0,0 0 0,1 0 0,-1 0 0,1 0 0,0-1 0,0 1 0,1-1 0,-1 0 0,1 0 0,0 0 0,-1-1 0,1 1 0,0-1 0,0 0 0,1 0 0,-1 0 0,0-1 0,1 1 0,-1-1 0,1 0 0,-1-1 0,1 1 0,0-1 0,7 0 0,15 0 0,-1-1 0,1-1 0,34-8 0,-35 5 0,97-19-21,-74 12-315,0 3 0,0 2 0,66-1 0,-97 8-6490</inkml:trace>
+  <inkml:trace contextRef="#ctx0" brushRef="#br0" timeOffset="636.62">1413 264 24575,'345'18'114,"16"0"-1593,-340-18-5347</inkml:trace>
+  <inkml:trace contextRef="#ctx0" brushRef="#br0" timeOffset="951.86">1501 616 24575,'3'0'0,"13"0"0,16 0 0,14 0 0,9 0 0,0 0 0,-2 0 0,-5 0 0,-8 0 0,-7 0 0,-6 0 0,-5 0 0,-6 0-8191</inkml:trace>
+  <inkml:trace contextRef="#ctx0" brushRef="#br0" timeOffset="1717.1">2699 318 24575,'3'-5'0,"0"0"0,-1 0 0,0 0 0,0 0 0,0-1 0,-1 1 0,0-1 0,0 1 0,0-1 0,-1 1 0,1-1 0,-1 0 0,-2-8 0,2-5 0,0-15 0,-1 25 0,1 0 0,-1 0 0,2 1 0,0-1 0,0 0 0,2-10 0,-2 19 0,-1 0 0,1 0 0,-1 0 0,0 0 0,1 0 0,-1 0 0,1 0 0,-1 1 0,0-1 0,1 0 0,-1 0 0,0 0 0,1 0 0,-1 1 0,0-1 0,1 0 0,-1 0 0,0 1 0,1-1 0,-1 0 0,0 0 0,0 1 0,1-1 0,-1 0 0,0 1 0,0-1 0,0 0 0,0 1 0,1-1 0,-1 0 0,0 1 0,0-1 0,0 1 0,0-1 0,0 0 0,0 1 0,0-1 0,0 1 0,0-1 0,0 0 0,0 1 0,8 22 0,0 27 0,-2-1 0,-1 88 0,-15 101 0,9-233 0,-11 207-1365,12-193-5461</inkml:trace>
+  <inkml:trace contextRef="#ctx0" brushRef="#br0" timeOffset="2359.95">2999 721 24575,'0'3'0,"0"4"0,0 4 0,0 3 0,0 2 0,0 4 0,0 2 0,0 1 0,0-2 0,-3-1 0,-4-3 0,0-2 0,-3-4 0,-3 0 0,-1-3 0,-2-2 0,2-2-8191</inkml:trace>
+  <inkml:trace contextRef="#ctx0" brushRef="#br0" timeOffset="4253.05">3758 160 24575,'-37'1'0,"-43"9"0,28-3 0,49-7 0,0 0 0,0 1 0,0-1 0,1 1 0,-1 0 0,0 0 0,0 0 0,1 0 0,-1 1 0,1-1 0,-1 1 0,1-1 0,-1 1 0,1 0 0,0 0 0,0 0 0,0 0 0,0 1 0,0-1 0,0 0 0,1 1 0,-1-1 0,1 1 0,0 0 0,0-1 0,0 1 0,0 0 0,0 0 0,0 3 0,-1 9 0,0-1 0,2 1 0,-1 0 0,5 26 0,-2-5 0,-2-10 0,-1-17 0,1 0 0,0 1 0,1-1 0,0 0 0,3 13 0,-4-20 0,1 0 0,0-1 0,0 1 0,0 0 0,0 0 0,0 0 0,0 0 0,0-1 0,0 1 0,1-1 0,-1 1 0,1-1 0,-1 1 0,1-1 0,-1 0 0,1 0 0,0 0 0,0 0 0,0 0 0,0 0 0,0 0 0,-1 0 0,1-1 0,1 1 0,-1-1 0,0 0 0,0 1 0,3-1 0,31-1 0,-28 1 0,-1 0 0,0 0 0,1 0 0,-1 1 0,11 2 0,-15-2 0,0 0 0,0 1 0,0-1 0,0 1 0,-1-1 0,1 1 0,0 0 0,-1 0 0,0 0 0,1 0 0,-1 1 0,0-1 0,0 0 0,0 1 0,0 0 0,2 4 0,52 117 0,-28-59 0,-26-61 0,0 1 0,0-1 0,-1 1 0,1 0 0,-1-1 0,0 1 0,-1 0 0,1 0 0,-1 0 0,0 0 0,0 0 0,0 0 0,-1 0 0,-1 9 0,0-11 0,1-1 0,0 1 0,-1-1 0,1 0 0,-1 0 0,1 1 0,-1-1 0,0 0 0,0 0 0,0-1 0,0 1 0,0 0 0,-1-1 0,1 1 0,0-1 0,-1 0 0,1 1 0,-1-1 0,0-1 0,1 1 0,-1 0 0,0-1 0,1 1 0,-1-1 0,0 0 0,0 1 0,-3-2 0,-16 0-32,0-1 0,0 0 0,0-2 0,0-1 0,1-1 1,-1 0-1,-32-16 0,5 4-1078,38 13-5716</inkml:trace>
+</inkml:ink>
+</file>
+
+<file path=word/ink/ink13.xml><?xml version="1.0" encoding="utf-8"?>
+<inkml:ink xmlns:inkml="http://www.w3.org/2003/InkML">
+  <inkml:definitions>
+    <inkml:context xml:id="ctx0">
+      <inkml:inkSource xml:id="inkSrc0">
+        <inkml:traceFormat>
+          <inkml:channel name="X" type="integer" min="-2.14748E9" max="2.14748E9" units="cm"/>
+          <inkml:channel name="Y" type="integer" min="-2.14748E9" max="2.14748E9" units="cm"/>
+          <inkml:channel name="F" type="integer" max="32767" units="dev"/>
+        </inkml:traceFormat>
+        <inkml:channelProperties>
+          <inkml:channelProperty channel="X" name="resolution" value="1000" units="1/cm"/>
+          <inkml:channelProperty channel="Y" name="resolution" value="1000" units="1/cm"/>
+          <inkml:channelProperty channel="F" name="resolution" value="0" units="1/dev"/>
+        </inkml:channelProperties>
+      </inkml:inkSource>
+      <inkml:timestamp xml:id="ts0" timeString="2025-11-18T14:43:47.076"/>
+    </inkml:context>
+    <inkml:brush xml:id="br0">
+      <inkml:brushProperty name="width" value="0.05" units="cm"/>
+      <inkml:brushProperty name="height" value="0.05" units="cm"/>
+      <inkml:brushProperty name="color" value="#E71224"/>
+    </inkml:brush>
+  </inkml:definitions>
+  <inkml:trace contextRef="#ctx0" brushRef="#br0">0 180 24575,'111'-7'0,"-1"-3"0,185-44 0,-55 8 0,-148 31-119,12-4-296,1 5-1,159-1 1,-248 16-6411</inkml:trace>
+</inkml:ink>
+</file>
+
+<file path=word/ink/ink2.xml><?xml version="1.0" encoding="utf-8"?>
+<inkml:ink xmlns:inkml="http://www.w3.org/2003/InkML">
+  <inkml:definitions>
+    <inkml:context xml:id="ctx0">
+      <inkml:inkSource xml:id="inkSrc0">
+        <inkml:traceFormat>
+          <inkml:channel name="X" type="integer" min="-2.14748E9" max="2.14748E9" units="cm"/>
+          <inkml:channel name="Y" type="integer" min="-2.14748E9" max="2.14748E9" units="cm"/>
+          <inkml:channel name="F" type="integer" max="32767" units="dev"/>
+        </inkml:traceFormat>
+        <inkml:channelProperties>
+          <inkml:channelProperty channel="X" name="resolution" value="1000" units="1/cm"/>
+          <inkml:channelProperty channel="Y" name="resolution" value="1000" units="1/cm"/>
+          <inkml:channelProperty channel="F" name="resolution" value="0" units="1/dev"/>
+        </inkml:channelProperties>
+      </inkml:inkSource>
+      <inkml:timestamp xml:id="ts0" timeString="2025-11-18T14:40:14.622"/>
+    </inkml:context>
+    <inkml:brush xml:id="br0">
+      <inkml:brushProperty name="width" value="0.05" units="cm"/>
+      <inkml:brushProperty name="height" value="0.05" units="cm"/>
+      <inkml:brushProperty name="color" value="#E71224"/>
+    </inkml:brush>
+  </inkml:definitions>
+  <inkml:trace contextRef="#ctx0" brushRef="#br0">169 1 24575,'-1'95'0,"-4"1"0,-5-1 0,-3 0 0,-4-1 0,-5-1 0,-53 142 0,69-219 0,-13 38 0,19-52 0,0-1 0,-1 0 0,1 1 0,0-1 0,0 1 0,0-1 0,0 1 0,0-1 0,1 0 0,-1 1 0,0-1 0,1 1 0,-1-1 0,0 0 0,1 1 0,0-1 0,-1 0 0,1 0 0,0 1 0,0-1 0,0 0 0,0 0 0,0 0 0,0 0 0,0 0 0,0 0 0,0 0 0,0 0 0,0-1 0,1 1 0,-1 0 0,2 0 0,15 4 0,0-2 0,0 0 0,0 0 0,0-2 0,1 0 0,30-4 0,-3 2 0,143-4 0,-73 0 0,-1 5 0,142 19 0,-224-13-1365,-11-1-5461</inkml:trace>
+  <inkml:trace contextRef="#ctx0" brushRef="#br0" timeOffset="867.3">1263 529 24575,'-12'0'0,"1"0"0,-1 1 0,1 0 0,-1 1 0,1 0 0,0 1 0,-22 8 0,28-8 0,0 0 0,-1 0 0,1 0 0,0 1 0,0 0 0,1 0 0,-1 0 0,1 1 0,0 0 0,0-1 0,1 1 0,-1 1 0,1-1 0,0 0 0,0 1 0,-2 8 0,-5 11 0,2-1 0,1 1 0,1 0 0,1 1 0,1-1 0,0 44 0,4-65 0,1-1 0,-1 1 0,1 0 0,0-1 0,0 1 0,1-1 0,-1 0 0,1 1 0,-1-1 0,1 0 0,0 0 0,0 0 0,0 0 0,1 0 0,-1 0 0,1-1 0,0 1 0,-1-1 0,1 0 0,5 3 0,-6-4 0,0 0 0,-1 0 0,1 0 0,0-1 0,0 1 0,1-1 0,-1 1 0,0-1 0,0 0 0,0 0 0,0 1 0,0-2 0,0 1 0,0 0 0,0 0 0,0-1 0,1 1 0,-1-1 0,0 1 0,0-1 0,-1 0 0,1 0 0,0 0 0,0 0 0,0 0 0,0 0 0,-1-1 0,1 1 0,-1-1 0,1 1 0,-1-1 0,0 1 0,1-1 0,-1 0 0,2-3 0,4-7 17,-1-1 0,0 0 1,-1-1-1,0 1 0,-1-1 0,5-27 0,-4 6-760,0-58 1,-5 68-6084</inkml:trace>
+  <inkml:trace contextRef="#ctx0" brushRef="#br0" timeOffset="1604.31">1315 831 24575,'4'-1'0,"1"-1"0,-1 0 0,1 0 0,-1 0 0,0-1 0,0 1 0,0-1 0,0 0 0,0 0 0,-1-1 0,0 1 0,4-5 0,1 0 0,14-14 0,-1 0 0,-2-1 0,28-41 0,-38 49 0,0 0 0,-1-1 0,0 0 0,-2-1 0,0 0 0,-1 0 0,5-27 0,-10 30 0,-6 23 0,-6 24 0,12-29 0,0 0 0,1 0 0,-1 1 0,1-1 0,0 0 0,0 0 0,0 0 0,1 0 0,0 0 0,-1 0 0,6 7 0,32 40 0,-6-9 0,-26-31-116,22 42 366,-28-51-308,0-1 1,0 1-1,0 0 0,-1 0 1,1-1-1,-1 1 0,1 0 1,-1 0-1,0 0 0,0 0 1,0 0-1,0 0 1,0-1-1,0 1 0,0 0 1,0 0-1,-1 0 0,1 0 1,-1 0-1,0-1 0,1 1 1,-1 0-1,0-1 0,0 1 1,-2 2-1,-7 4-6768</inkml:trace>
+  <inkml:trace contextRef="#ctx0" brushRef="#br0" timeOffset="2376.38">1827 900 24575,'0'1'0,"0"-1"0,0 1 0,0-1 0,0 0 0,0 1 0,0-1 0,0 1 0,0-1 0,0 0 0,0 1 0,0-1 0,0 0 0,1 1 0,-1-1 0,0 1 0,0-1 0,0 0 0,1 1 0,-1-1 0,0 0 0,0 1 0,1-1 0,-1 0 0,0 0 0,1 1 0,-1-1 0,0 0 0,1 0 0,-1 0 0,1 0 0,-1 1 0,0-1 0,1 0 0,-1 0 0,1 0 0,-1 0 0,0 0 0,1 0 0,-1 0 0,1 0 0,-1 0 0,0 0 0,1 0 0,-1 0 0,1 0 0,-1 0 0,0 0 0,1-1 0,-1 1 0,0 0 0,1 0 0,-1 0 0,1-1 0,-1 1 0,0 0 0,0 0 0,1-1 0,21-15 0,-9-2 0,0 0 0,-1-1 0,-1 0 0,-1 0 0,-1-1 0,12-35 0,-8 13 0,-2-1 0,8-57 0,-19 65 0,-3 32 0,-1 21 0,2-9 0,2 0 0,-1 1 0,1-1 0,1 0 0,0 0 0,0 1 0,1-1 0,0 0 0,0 0 0,1-1 0,6 16 0,4-1 0,1 0 0,28 37 0,-23-36 0,-12-15 0,-1-1 0,1 1 0,-2 0 0,1 1 0,-1-1 0,0 1 0,-1 0 0,0 0 0,-1 1 0,3 13 0,-6-22-38,-1-1 0,1 1 0,0-1 1,-1 1-1,1-1 0,-1 0 0,1 1 0,-1-1 0,0 0 0,0 1 0,0-1 0,1 0 0,-1 0 0,0 0 0,0 0 0,-1 0 1,1 0-1,0 0 0,0 0 0,0 0 0,-1 0 0,1 0 0,0-1 0,-1 1 0,1-1 0,0 1 0,-1-1 0,1 0 0,-1 1 1,1-1-1,-1 0 0,1 0 0,-1 0 0,1 0 0,-3 0 0,-11 0-6788</inkml:trace>
+</inkml:ink>
+</file>
+
+<file path=word/ink/ink3.xml><?xml version="1.0" encoding="utf-8"?>
+<inkml:ink xmlns:inkml="http://www.w3.org/2003/InkML">
+  <inkml:definitions>
+    <inkml:context xml:id="ctx0">
+      <inkml:inkSource xml:id="inkSrc0">
+        <inkml:traceFormat>
+          <inkml:channel name="X" type="integer" min="-2.14748E9" max="2.14748E9" units="cm"/>
+          <inkml:channel name="Y" type="integer" min="-2.14748E9" max="2.14748E9" units="cm"/>
+          <inkml:channel name="F" type="integer" max="32767" units="dev"/>
+        </inkml:traceFormat>
+        <inkml:channelProperties>
+          <inkml:channelProperty channel="X" name="resolution" value="1000" units="1/cm"/>
+          <inkml:channelProperty channel="Y" name="resolution" value="1000" units="1/cm"/>
+          <inkml:channelProperty channel="F" name="resolution" value="0" units="1/dev"/>
+        </inkml:channelProperties>
+      </inkml:inkSource>
+      <inkml:timestamp xml:id="ts0" timeString="2025-11-18T14:40:35.757"/>
+    </inkml:context>
+    <inkml:brush xml:id="br0">
+      <inkml:brushProperty name="width" value="0.05" units="cm"/>
+      <inkml:brushProperty name="height" value="0.05" units="cm"/>
+      <inkml:brushProperty name="color" value="#E71224"/>
+    </inkml:brush>
+  </inkml:definitions>
+  <inkml:trace contextRef="#ctx0" brushRef="#br0">1 130 24575,'17'1305'0,"-19"-1267"0,1-27 0,0 1 0,1-1 0,0 0 0,0 1 0,1-1 0,1 0 0,3 11 0,-4-20 0,0 0 0,0-1 0,0 1 0,0-1 0,1 0 0,-1 1 0,1-1 0,-1 0 0,1 0 0,-1 0 0,1 0 0,0 0 0,-1 0 0,1 0 0,0-1 0,0 1 0,-1 0 0,1-1 0,0 0 0,0 1 0,0-1 0,4 0 0,50-2 0,-44 1 0,386-44 0,-55 3 0,494 22 0,-582 22 0,-251-3 0,0 1 0,0 0 0,0-1 0,0 0 0,0 0 0,0 0 0,0 0 0,0-1 0,-1 0 0,1 1 0,-1-1 0,1 0 0,-1-1 0,0 1 0,0-1 0,0 1 0,0-1 0,0 0 0,-1 0 0,1 0 0,-1-1 0,0 1 0,4-7 0,2-7 0,-1-1 0,0 0 0,8-35 0,-5 16 0,21-87 0,27-244 0,-28 148 0,-15 126 0,-5 0 0,-3-1 0,-11-161 0,4 255 0,0-1 0,-1 0 0,1 1 0,-1-1 0,1 1 0,-1-1 0,1 1 0,-1-1 0,0 1 0,0 0 0,0-1 0,0 1 0,0 0 0,0-1 0,0 1 0,0 0 0,0 0 0,-1 0 0,1 0 0,0 0 0,-1 1 0,1-1 0,-1 0 0,1 0 0,-1 1 0,1-1 0,-1 1 0,-2-1 0,-52-3 0,39 4 0,-381-3 1512,-202 6-7574,314-1 5742,0-1 5190,259 0-4870,0 1 0,0 1 0,0 1 0,1 1 0,-1 2 0,-37 14 0,35-13-195,-1-1 0,0-1 0,-1-2 0,1-1 0,-1-1 0,-40-4 0,56 2-6631</inkml:trace>
+</inkml:ink>
+</file>
+
+<file path=word/ink/ink4.xml><?xml version="1.0" encoding="utf-8"?>
+<inkml:ink xmlns:inkml="http://www.w3.org/2003/InkML">
+  <inkml:definitions>
+    <inkml:context xml:id="ctx0">
+      <inkml:inkSource xml:id="inkSrc0">
+        <inkml:traceFormat>
+          <inkml:channel name="X" type="integer" min="-2.14748E9" max="2.14748E9" units="cm"/>
+          <inkml:channel name="Y" type="integer" min="-2.14748E9" max="2.14748E9" units="cm"/>
+          <inkml:channel name="F" type="integer" max="32767" units="dev"/>
+        </inkml:traceFormat>
+        <inkml:channelProperties>
+          <inkml:channelProperty channel="X" name="resolution" value="1000" units="1/cm"/>
+          <inkml:channelProperty channel="Y" name="resolution" value="1000" units="1/cm"/>
+          <inkml:channelProperty channel="F" name="resolution" value="0" units="1/dev"/>
+        </inkml:channelProperties>
+      </inkml:inkSource>
+      <inkml:timestamp xml:id="ts0" timeString="2025-11-18T14:39:42.333"/>
+    </inkml:context>
+    <inkml:brush xml:id="br0">
+      <inkml:brushProperty name="width" value="0.05" units="cm"/>
+      <inkml:brushProperty name="height" value="0.05" units="cm"/>
+      <inkml:brushProperty name="color" value="#E71224"/>
+    </inkml:brush>
+  </inkml:definitions>
+  <inkml:trace contextRef="#ctx0" brushRef="#br0">0 89 24575,'2'27'0,"0"0"0,2 0 0,9 31 0,4 29 0,-3 87 0,-10 232 0,-7-208 0,3-196 0,1 0 0,-1 0 0,0 0 0,1 0 0,-1 1 0,1-1 0,-1 0 0,1 0 0,0 0 0,0 0 0,0 0 0,0 0 0,0 0 0,1-1 0,-1 1 0,1 0 0,-1-1 0,1 1 0,-1-1 0,1 1 0,0-1 0,0 0 0,-1 0 0,1 0 0,0 0 0,0 0 0,0 0 0,0 0 0,1-1 0,3 2 0,7 0 0,0 0 0,0 0 0,1-2 0,14 0 0,-12 0 0,387-27-237,-304 17-891,-83 9-5698</inkml:trace>
+  <inkml:trace contextRef="#ctx0" brushRef="#br0" timeOffset="518.72">1217 581 24575,'6'0'0,"11"0"0,9 0 0,8 0 0,9 0 0,-2 0 0,0 0 0,-5 0 0,-6 0 0,-1 0 0,-3 0 0,-3 0 0,-2 0 0,-2 0 0,-1 0 0,-1 0 0,-3 0-8191</inkml:trace>
+  <inkml:trace contextRef="#ctx0" brushRef="#br0" timeOffset="1053.63">1235 881 24575,'12'0'0,"13"0"0,11-3 0,9-1 0,2-3 0,9-3 0,6 0 0,-1-1 0,-8 1 0,-13 2-8191</inkml:trace>
+  <inkml:trace contextRef="#ctx0" brushRef="#br0" timeOffset="3364.83">2540 212 24575,'-3'-2'0,"-1"-1"0,1 1 0,-1 0 0,0 0 0,0 1 0,0-1 0,0 1 0,0 0 0,0 0 0,0 0 0,0 0 0,-6 1 0,0-1 0,0 1 0,0 0 0,0 0 0,-12 3 0,14-1 0,1 1 0,0 0 0,-1 0 0,1 1 0,0 0 0,1 0 0,-1 1 0,1 0 0,-1 0 0,2 0 0,-12 12 0,-1 5 0,-30 47 0,35-46 0,1 0 0,1 1 0,1 1 0,1 0 0,2 0 0,0 1 0,2-1 0,0 2 0,2-1 0,1 0 0,1 1 0,1-1 0,2 0 0,7 44 0,-6-57 0,2 0 0,-1 0 0,2 0 0,0-1 0,0 1 0,1-2 0,1 1 0,0-1 0,0 0 0,1 0 0,1-1 0,-1 0 0,2-1 0,-1 0 0,1-1 0,1 0 0,22 11 0,-8-5 0,-1-1 0,2-2 0,0-1 0,0-1 0,1-1 0,0-2 0,47 6 0,-66-11 0,-1-1 0,1 1 0,-1-2 0,1 1 0,-1-1 0,1 0 0,-1-1 0,1 0 0,-1 0 0,0-1 0,0 0 0,0 0 0,0-1 0,-1 0 0,1-1 0,-1 1 0,0-1 0,-1-1 0,1 1 0,-1-1 0,0-1 0,9-10 0,20-31 0,-2-2 0,-1 0 0,-3-2 0,-3-1 0,-2-2 0,-2 0 0,-2-1 0,-3-1 0,-3-1 0,-2 0 0,5-72 0,-15 107 0,0 10 0,0-1 0,-1 1 0,-1 0 0,0-1 0,-1 1 0,0 0 0,-1-1 0,-7-23 0,8 35 0,-1 0 0,1 0 0,-1 0 0,0 0 0,1 1 0,-1-1 0,0 1 0,0-1 0,0 1 0,0 0 0,0-1 0,0 1 0,0 0 0,-1 1 0,1-1 0,0 0 0,-1 1 0,1-1 0,0 1 0,-1 0 0,-3-1 0,-60 3 0,44-1 0,2 0-103,-178 12-1159,175-10-5564</inkml:trace>
+  <inkml:trace contextRef="#ctx0" brushRef="#br0" timeOffset="4073.35">3228 547 24575,'0'3'0,"0"4"0,0 4 0,0 3 0,0 2 0,0 4 0,0 2 0,0 3 0,0 1 0,0-2 0,0-1 0,0-2 0,0-2 0,-3-1 0,-4 0 0,-4 0 0,-2-1 0,0-3-8191</inkml:trace>
+  <inkml:trace contextRef="#ctx0" brushRef="#br0" timeOffset="5002.46">3916 1 24575,'-4'3'0,"0"-1"0,0 1 0,-1-1 0,1 0 0,-1-1 0,1 1 0,-1-1 0,0 0 0,0 0 0,-5 1 0,-12 2 0,-37 10 0,42-11 0,0 1 0,0 0 0,0 1 0,1 1 0,-29 14 0,43-18 0,0 0 0,0 0 0,0 0 0,0 0 0,0 0 0,0 0 0,1 0 0,-1 1 0,1-1 0,0 0 0,0 1 0,0 0 0,0-1 0,0 1 0,0-1 0,1 1 0,-1 0 0,1 0 0,0-1 0,-1 1 0,1 0 0,1 3 0,0 9 0,1-1 0,1 1 0,4 14 0,-1-3 0,-6-20 0,1-1 0,0 1 0,1-1 0,-1 0 0,1 0 0,0 0 0,1 0 0,-1 0 0,1 0 0,0-1 0,0 1 0,0-1 0,1 0 0,6 7 0,-5-8 0,0 0 0,0 0 0,0-1 0,1 0 0,0 0 0,-1 0 0,1 0 0,0-1 0,0 0 0,-1 0 0,1 0 0,0-1 0,7 0 0,15 0 0,-19-1 0,-1 0 0,1 1 0,0 0 0,-1 1 0,1 0 0,-1 0 0,1 1 0,-1 0 0,0 1 0,0-1 0,0 1 0,0 1 0,0 0 0,-1 0 0,11 8 0,-2 1 0,-1 1 0,-1 1 0,0 0 0,-1 1 0,0 0 0,-2 1 0,0 1 0,-1 0 0,-1 0 0,0 1 0,-1 0 0,-2 0 0,0 1 0,0 0 0,-2 0 0,-1 0 0,0 1 0,-2-1 0,-1 27 0,0-41 0,0 0 0,-1-1 0,0 1 0,0 0 0,-1-1 0,1 1 0,-1-1 0,0 0 0,-1 0 0,1 1 0,-1-2 0,0 1 0,0 0 0,-1 0 0,-5 5 0,2-4 0,1-1 0,-1 1 0,-1-1 0,1 0 0,-1-1 0,0 0 0,0 0 0,0-1 0,-10 3 0,-7 1 0,-2-2 0,1-1 0,0-1 0,-1-1 0,-44-3 0,66 1-50,-1 0-1,1-1 1,-1 0-1,1 0 0,-1 0 1,1 0-1,0-1 1,0 0-1,0 0 1,0 0-1,0-1 0,0 0 1,0 0-1,1 0 1,0 0-1,-1-1 1,1 0-1,0 0 0,1 0 1,-1 0-1,1 0 1,0-1-1,0 0 1,0 1-1,1-1 1,-4-9-1,-5-15-6775</inkml:trace>
+</inkml:ink>
+</file>
+
+<file path=word/ink/ink5.xml><?xml version="1.0" encoding="utf-8"?>
+<inkml:ink xmlns:inkml="http://www.w3.org/2003/InkML">
+  <inkml:definitions>
+    <inkml:context xml:id="ctx0">
+      <inkml:inkSource xml:id="inkSrc0">
+        <inkml:traceFormat>
+          <inkml:channel name="X" type="integer" min="-2.14748E9" max="2.14748E9" units="cm"/>
+          <inkml:channel name="Y" type="integer" min="-2.14748E9" max="2.14748E9" units="cm"/>
+          <inkml:channel name="F" type="integer" max="32767" units="dev"/>
+        </inkml:traceFormat>
+        <inkml:channelProperties>
+          <inkml:channelProperty channel="X" name="resolution" value="1000" units="1/cm"/>
+          <inkml:channelProperty channel="Y" name="resolution" value="1000" units="1/cm"/>
+          <inkml:channelProperty channel="F" name="resolution" value="0" units="1/dev"/>
+        </inkml:channelProperties>
+      </inkml:inkSource>
+      <inkml:timestamp xml:id="ts0" timeString="2025-11-18T14:40:05.448"/>
+    </inkml:context>
+    <inkml:brush xml:id="br0">
+      <inkml:brushProperty name="width" value="0.05" units="cm"/>
+      <inkml:brushProperty name="height" value="0.05" units="cm"/>
+      <inkml:brushProperty name="color" value="#E71224"/>
+    </inkml:brush>
+  </inkml:definitions>
+  <inkml:trace contextRef="#ctx0" brushRef="#br0">0 1 24575,'27'1'0,"0"1"0,52 13 0,-3-1 0,751 103-855,21 4-1341,566 130 361,-23 121 921,-946-205 784,-324-114 1134,176 108-1,-178-81 2914,-76-71-5276,-34-5-5467</inkml:trace>
+</inkml:ink>
+</file>
+
+<file path=word/ink/ink6.xml><?xml version="1.0" encoding="utf-8"?>
+<inkml:ink xmlns:inkml="http://www.w3.org/2003/InkML">
+  <inkml:definitions>
+    <inkml:context xml:id="ctx0">
+      <inkml:inkSource xml:id="inkSrc0">
+        <inkml:traceFormat>
+          <inkml:channel name="X" type="integer" min="-2.14748E9" max="2.14748E9" units="cm"/>
+          <inkml:channel name="Y" type="integer" min="-2.14748E9" max="2.14748E9" units="cm"/>
+          <inkml:channel name="F" type="integer" max="32767" units="dev"/>
+        </inkml:traceFormat>
+        <inkml:channelProperties>
+          <inkml:channelProperty channel="X" name="resolution" value="1000" units="1/cm"/>
+          <inkml:channelProperty channel="Y" name="resolution" value="1000" units="1/cm"/>
+          <inkml:channelProperty channel="F" name="resolution" value="0" units="1/dev"/>
+        </inkml:channelProperties>
+      </inkml:inkSource>
+      <inkml:timestamp xml:id="ts0" timeString="2025-11-18T14:39:49.421"/>
+    </inkml:context>
+    <inkml:brush xml:id="br0">
+      <inkml:brushProperty name="width" value="0.05" units="cm"/>
+      <inkml:brushProperty name="height" value="0.05" units="cm"/>
+      <inkml:brushProperty name="color" value="#E71224"/>
+    </inkml:brush>
+  </inkml:definitions>
+  <inkml:trace contextRef="#ctx0" brushRef="#br0">1 0 24575,'17'517'-1130,"-18"-375"-4493,3 99 5592,-3-239 31,1-1 0,0 1 0,0 0 0,0 0 0,0 0 0,1 0 0,-1-1 0,0 1 0,1 0 0,-1 0 0,1 0 0,0-1 0,-1 1 0,1 0 0,0-1 0,0 1 0,0-1 0,0 1 0,1-1 0,-1 1 0,0-1 0,0 0 0,1 0 0,-1 1 0,1-1 0,-1 0 0,1 0 0,0-1 0,-1 1 0,1 0 0,0 0 0,0-1 0,-1 1 0,1-1 0,0 0 0,0 1 0,2-1 0,6-1 0,0 0 0,0 0 0,0-1 0,0-1 0,18-6 0,2 0 0,82-20 136,155-26 6885,-171 44-8759,-51 8-5088</inkml:trace>
+  <inkml:trace contextRef="#ctx0" brushRef="#br0" timeOffset="1323.71">1165 425 24575,'6'0'0,"17"-3"0,19-4 0,24-4 0,19 0 0,3 2 0,-6 2 0,-15 3 0,-16 1 0,-16 2-8191</inkml:trace>
+  <inkml:trace contextRef="#ctx0" brushRef="#br0" timeOffset="2175.14">1271 601 24575,'6'0'0,"11"0"0,11 0 0,14 0 0,4 0 0,-1 0 0,-3 0 0,-5 0 0,-7 0 0,-5 0 0,-3 0 0,-3 0 0,-2 0 0,0 0 0,-1 0 0,1 0 0,-3 0-8191</inkml:trace>
+</inkml:ink>
+</file>
+
+<file path=word/ink/ink7.xml><?xml version="1.0" encoding="utf-8"?>
+<inkml:ink xmlns:inkml="http://www.w3.org/2003/InkML">
+  <inkml:definitions>
+    <inkml:context xml:id="ctx0">
+      <inkml:inkSource xml:id="inkSrc0">
+        <inkml:traceFormat>
+          <inkml:channel name="X" type="integer" min="-2.14748E9" max="2.14748E9" units="cm"/>
+          <inkml:channel name="Y" type="integer" min="-2.14748E9" max="2.14748E9" units="cm"/>
+          <inkml:channel name="F" type="integer" max="32767" units="dev"/>
+        </inkml:traceFormat>
+        <inkml:channelProperties>
+          <inkml:channelProperty channel="X" name="resolution" value="1000" units="1/cm"/>
+          <inkml:channelProperty channel="Y" name="resolution" value="1000" units="1/cm"/>
+          <inkml:channelProperty channel="F" name="resolution" value="0" units="1/dev"/>
+        </inkml:channelProperties>
+      </inkml:inkSource>
+      <inkml:timestamp xml:id="ts0" timeString="2025-11-18T14:40:53.934"/>
+    </inkml:context>
+    <inkml:brush xml:id="br0">
+      <inkml:brushProperty name="width" value="0.05" units="cm"/>
+      <inkml:brushProperty name="height" value="0.05" units="cm"/>
+      <inkml:brushProperty name="color" value="#E71224"/>
+    </inkml:brush>
+  </inkml:definitions>
+  <inkml:trace contextRef="#ctx0" brushRef="#br0">657 513 24575,'0'-2'0,"-1"0"0,1 0 0,-1 0 0,0 1 0,0-1 0,0 0 0,0 1 0,0-1 0,0 1 0,0-1 0,-1 1 0,1 0 0,0-1 0,-1 1 0,1 0 0,-1 0 0,1 0 0,-1 0 0,0 0 0,1 0 0,-1 1 0,0-1 0,0 0 0,0 1 0,1 0 0,-1-1 0,0 1 0,0 0 0,-4 0 0,-58-3 0,63 3 0,-10 0 0,0 1 0,1 1 0,-1-1 0,0 2 0,1 0 0,0 0 0,-1 1 0,1 0 0,1 0 0,-1 2 0,-13 8 0,9-4 0,1 1 0,0 1 0,1 0 0,0 1 0,1 0 0,-16 23 0,5 2 0,2 0 0,1 1 0,2 1 0,-23 80 0,26-68 0,2 1 0,2 0 0,3 1 0,2 0 0,2 0 0,8 92 0,-3-133 0,1 1 0,0-1 0,1 0 0,1 0 0,0 0 0,1 0 0,0-1 0,0 0 0,2 0 0,-1-1 0,2 0 0,-1 0 0,1-1 0,1 0 0,0-1 0,0 0 0,1 0 0,0-1 0,1-1 0,0 0 0,0 0 0,0-1 0,1-1 0,0 0 0,0-1 0,0 0 0,0-1 0,1 0 0,-1-1 0,1-1 0,0 0 0,-1-1 0,24-2 0,-27 0 0,-1 0 0,1 0 0,-1-1 0,1 0 0,-1-1 0,0 0 0,0 0 0,-1-1 0,1 0 0,-1 0 0,0-1 0,0 0 0,-1-1 0,0 0 0,0 0 0,-1 0 0,0-1 0,0 0 0,0 0 0,6-15 0,2-4 0,-1-1 0,-1-1 0,-2 0 0,-1-1 0,8-41 0,-4-11 0,-4 0 0,-3-1 0,-4 0 0,-11-115 0,6 163 40,-2-1 0,-16-56 0,18 80-164,0 1 0,-2 0 1,1 0-1,-2 0 0,1 0 0,-1 1 1,-1 0-1,0 0 0,0 1 0,-1 0 1,-15-14-1,11 14-6702</inkml:trace>
+  <inkml:trace contextRef="#ctx0" brushRef="#br0" timeOffset="422.08">1169 1130 24575,'2'157'0,"-11"259"0,9-410 12,0 0 0,-1 1 0,0-1 0,-1 0 0,1 0 0,-1 0 0,0 0 0,0 0 0,-4 6 0,4-10-71,0 0-1,0 0 1,0 0-1,0 0 1,0-1 0,0 1-1,0-1 1,-1 0-1,1 0 1,0 0 0,-1 0-1,1 0 1,-1 0-1,1 0 1,-1-1 0,1 1-1,-1-1 1,1 0-1,-1 0 1,0 0 0,1 0-1,-1 0 1,1-1-1,-4 0 1,-9-1-6767</inkml:trace>
+  <inkml:trace contextRef="#ctx0" brushRef="#br0" timeOffset="1202.27">1980 442 24575,'-12'1'0,"0"1"0,0 0 0,1 0 0,-1 1 0,1 1 0,0 0 0,0 1 0,0 0 0,1 0 0,-1 1 0,1 1 0,1 0 0,-1 0 0,1 1 0,0 0 0,1 0 0,0 1 0,0 0 0,-6 10 0,-2 4 0,0 1 0,1 1 0,2 0 0,0 1 0,2 0 0,-15 52 0,17-30 0,1 0 0,3 0 0,2 0 0,2 0 0,2 1 0,13 81 0,-11-108 0,2 0 0,0-1 0,1 1 0,1-1 0,1 0 0,0-1 0,2 0 0,1 0 0,20 28 0,-30-47 0,0 1 0,0 0 0,0-1 0,0 1 0,1-1 0,-1 0 0,0 1 0,1-1 0,-1 0 0,1 0 0,0 0 0,-1 0 0,1 0 0,0 0 0,0-1 0,-1 1 0,1-1 0,0 1 0,0-1 0,0 1 0,0-1 0,0 0 0,0 0 0,0 0 0,3-1 0,-2 0 0,0 0 0,-1-1 0,1 0 0,-1 1 0,1-1 0,-1 0 0,1 0 0,-1 0 0,0-1 0,0 1 0,0 0 0,0-1 0,-1 1 0,3-5 0,4-9 0,0-1 0,-2 0 0,0-1 0,5-19 0,-2-5 0,-1-1 0,3-48 0,-10 77 0,0-1 0,-2 0 0,1 1 0,-2-1 0,0 1 0,0-1 0,-2 1 0,0 0 0,0 0 0,-8-15 0,11 26 4,-1 0 0,0 0-1,0 0 1,0 0 0,0 1 0,0-1-1,0 0 1,-1 1 0,0 0 0,1 0-1,-1-1 1,0 2 0,0-1 0,0 0-1,0 1 1,0-1 0,0 1 0,-1 0-1,1 0 1,0 0 0,-1 0 0,1 1-1,-1-1 1,1 1 0,-1 0 0,1 0-1,0 0 1,-1 0 0,1 1 0,-1 0-1,-5 1 1,1 1-110,1 0 0,0 0 0,0 0 0,0 1 0,1 0 0,0 0-1,-1 0 1,1 1 0,0 0 0,1 1 0,0-1 0,0 1 0,-7 10 0,3-2-6720</inkml:trace>
+  <inkml:trace contextRef="#ctx0" brushRef="#br0" timeOffset="3700.59">59 283 24575,'356'-15'0,"-188"4"0,28 1 0,356-23 0,-371 14 0,181-43 0,-337 56 0,94-24 0,-106 25 0,0 1 0,-1-2 0,1 1 0,-1-2 0,-1 0 0,18-13 0,-10-1 0,-18 20 0,-1-1 0,1 1 0,-1 0 0,1 0 0,0-1 0,0 1 0,0 0 0,-1 0 0,1 0 0,0 0 0,0 0 0,0 0 0,1 0 0,-1 1 0,0-1 0,0 0 0,0 1 0,1-1 0,-1 0 0,0 1 0,1 0 0,-1-1 0,0 1 0,1 0 0,-1-1 0,0 1 0,1 0 0,-1 0 0,1 0 0,-1 1 0,0-1 0,1 0 0,-1 0 0,0 1 0,1-1 0,-1 1 0,0-1 0,1 1 0,-1-1 0,0 1 0,0 0 0,0 0 0,0-1 0,1 1 0,-1 0 0,1 1 0,9 9 0,0-1 0,-1 1 0,0 1 0,0 0 0,-1 0 0,-1 1 0,0 0 0,-1 1 0,0-1 0,-1 1 0,7 24 0,0 11 0,-1 0 0,6 58 0,-3 41 0,-7 0 0,-20 287 0,-80 292 0,92-722 0,-1 3 0,-1-1 0,1 1 0,-1 0 0,0-1 0,-4 9 0,5-15 0,1 1 0,-1-1 0,0 0 0,1 0 0,-1 0 0,0 0 0,0 0 0,0 0 0,1 0 0,-1-1 0,0 1 0,0 0 0,0 0 0,-1-1 0,1 1 0,0-1 0,0 1 0,0-1 0,0 1 0,0-1 0,-1 0 0,1 1 0,0-1 0,0 0 0,-1 0 0,1 0 0,0 0 0,0 0 0,-1 0 0,1 0 0,0-1 0,0 1 0,-1 0 0,1-1 0,0 1 0,0-1 0,0 1 0,-2-2 0,-28-11 0,-1 2 0,0 1 0,-1 1 0,0 2 0,-64-6 0,-175 8 0,193 6 0,-472 8 0,-99 1 0,574-8 0,41 0 0,-1-2 0,1-1 0,-37-5 0,65 4 0,0 1 0,0-1 0,1-1 0,-1 1 0,1-1 0,-1 0 0,1 0 0,0-1 0,0 0 0,0 0 0,1 0 0,0-1 0,-1 0 0,1 0 0,1 0 0,-1 0 0,1-1 0,0 0 0,0 0 0,1 0 0,0 0 0,0-1 0,0 1 0,1-1 0,0 0 0,-1-7 0,-3-17 0,2 0 0,2 0 0,0-1 0,5-49 0,-1 51 0,3-14 0,2-1 0,2 1 0,2 1 0,2 0 0,21-49 0,6-21 0,45-203-1365,-78 283-5461</inkml:trace>
+</inkml:ink>
+</file>
+
+<file path=word/ink/ink8.xml><?xml version="1.0" encoding="utf-8"?>
+<inkml:ink xmlns:inkml="http://www.w3.org/2003/InkML">
+  <inkml:definitions>
+    <inkml:context xml:id="ctx0">
+      <inkml:inkSource xml:id="inkSrc0">
+        <inkml:traceFormat>
+          <inkml:channel name="X" type="integer" min="-2.14748E9" max="2.14748E9" units="cm"/>
+          <inkml:channel name="Y" type="integer" min="-2.14748E9" max="2.14748E9" units="cm"/>
+          <inkml:channel name="F" type="integer" max="32767" units="dev"/>
+        </inkml:traceFormat>
+        <inkml:channelProperties>
+          <inkml:channelProperty channel="X" name="resolution" value="1000" units="1/cm"/>
+          <inkml:channelProperty channel="Y" name="resolution" value="1000" units="1/cm"/>
+          <inkml:channelProperty channel="F" name="resolution" value="0" units="1/dev"/>
+        </inkml:channelProperties>
+      </inkml:inkSource>
+      <inkml:timestamp xml:id="ts0" timeString="2025-11-18T14:39:52.995"/>
+    </inkml:context>
+    <inkml:brush xml:id="br0">
+      <inkml:brushProperty name="width" value="0.05" units="cm"/>
+      <inkml:brushProperty name="height" value="0.05" units="cm"/>
+      <inkml:brushProperty name="color" value="#E71224"/>
+    </inkml:brush>
+  </inkml:definitions>
+  <inkml:trace contextRef="#ctx0" brushRef="#br0">0 573 24575,'90'-279'0,"-4"13"0,-86 264 0,0 1 0,0-1 0,1 0 0,-1 1 0,1-1 0,-1 1 0,1-1 0,-1 1 0,1-1 0,0 1 0,0 0 0,0-1 0,0 1 0,0 0 0,0 0 0,0-1 0,2 0 0,-2 2 0,-1 0 0,1 0 0,0 0 0,-1 0 0,1 1 0,0-1 0,-1 0 0,1 1 0,-1-1 0,1 0 0,-1 1 0,1-1 0,0 1 0,-1-1 0,0 0 0,1 1 0,-1 0 0,1-1 0,-1 1 0,1-1 0,-1 1 0,0-1 0,0 1 0,1 0 0,-1-1 0,0 2 0,17 59 0,-8 24-12,-4 1 0,-7 111 0,0-62-1317,2-118-5497</inkml:trace>
+  <inkml:trace contextRef="#ctx0" brushRef="#br0" timeOffset="795.21">442 501 24575,'2'1'0,"-1"0"0,1 0 0,0 0 0,0 0 0,-1 0 0,1 0 0,0 0 0,-1 1 0,0-1 0,1 1 0,-1-1 0,0 1 0,1-1 0,-1 1 0,0 0 0,0-1 0,0 1 0,0 3 0,16 35 0,-14-30-54,0 0-1,-1 0 0,0 1 1,-1-1-1,0 0 1,0 1-1,-1-1 0,-1 1 1,0-1-1,0 1 1,-1-1-1,0 0 0,-1 0 1,0 0-1,-1 0 0,0 0 1,0-1-1,-1 1 1,-1-1-1,1 0 0,-1-1 1,-1 0-1,1 0 1,-12 10-1,4-3-6771</inkml:trace>
+  <inkml:trace contextRef="#ctx0" brushRef="#br0" timeOffset="8163.64">1570 695 24575,'-661'25'0,"449"-13"0,209-12 0,0 0 0,-1 0 0,1 0 0,0 1 0,0-1 0,0 1 0,0 0 0,0 0 0,0 0 0,1 0 0,-1 0 0,0 0 0,0 1 0,-2 2 0,4-4 0,1 1 0,-1-1 0,1 1 0,0-1 0,0 1 0,-1 0 0,1-1 0,0 1 0,0 0 0,-1-1 0,1 1 0,0 0 0,0-1 0,0 1 0,0 0 0,0-1 0,0 1 0,0 0 0,0-1 0,1 1 0,-1 0 0,0 0 0,16 23 0,220 248 0,-233-269 0,1 0 0,-1 0 0,1-1 0,0 1 0,0-1 0,0 1 0,0-1 0,0-1 0,0 1 0,0 0 0,1-1 0,-1 0 0,9 1 0,63 0 0,-48-3 0,266-10 0,-31-1 0,-259 12 0,0 0 0,0 0 0,0 0 0,0 0 0,0 1 0,0 0 0,0-1 0,0 1 0,-1 1 0,1-1 0,0 0 0,-1 1 0,1 0 0,4 3 0,-4-1 0,-1 0 0,1 0 0,-1 0 0,0 0 0,0 1 0,-1-1 0,1 1 0,-1 0 0,0 0 0,2 8 0,15 42 0,17 80 0,-33-119 0,0-1 0,-1 1 0,-1 0 0,0 0 0,-2 0 0,1 0 0,-2 0 0,0-1 0,-1 1 0,-6 20 0,6-30 0,0 1 0,-1 0 0,1-1 0,-1 0 0,0 1 0,-1-1 0,0-1 0,0 1 0,0-1 0,0 0 0,-1 0 0,-6 4 0,1-2 0,-1 0 0,0-1 0,0 0 0,-1-1 0,0 0 0,-13 2 0,-16 2 0,0-3 0,0-1 0,-47-1 0,5-1 0,0-3 0,-89-13 0,167 12-47,1 0 0,0 0 0,0 0 0,-1 0 0,1-1 0,0 0 0,1 0 0,-1 0 0,0-1-1,1 0 1,-1 0 0,1 0 0,0 0 0,0-1 0,0 1 0,0-1 0,0 0 0,1 0 0,0 0 0,0-1 0,0 1 0,1-1-1,-1 0 1,1 0 0,0 0 0,0 0 0,1 0 0,-2-8 0,0-1-6779</inkml:trace>
+</inkml:ink>
+</file>
+
+<file path=word/ink/ink9.xml><?xml version="1.0" encoding="utf-8"?>
+<inkml:ink xmlns:inkml="http://www.w3.org/2003/InkML">
+  <inkml:definitions>
+    <inkml:context xml:id="ctx0">
+      <inkml:inkSource xml:id="inkSrc0">
+        <inkml:traceFormat>
+          <inkml:channel name="X" type="integer" min="-2.14748E9" max="2.14748E9" units="cm"/>
+          <inkml:channel name="Y" type="integer" min="-2.14748E9" max="2.14748E9" units="cm"/>
+          <inkml:channel name="F" type="integer" max="32767" units="dev"/>
+        </inkml:traceFormat>
+        <inkml:channelProperties>
+          <inkml:channelProperty channel="X" name="resolution" value="1000" units="1/cm"/>
+          <inkml:channelProperty channel="Y" name="resolution" value="1000" units="1/cm"/>
+          <inkml:channelProperty channel="F" name="resolution" value="0" units="1/dev"/>
+        </inkml:channelProperties>
+      </inkml:inkSource>
+      <inkml:timestamp xml:id="ts0" timeString="2025-11-18T14:43:45.414"/>
+    </inkml:context>
+    <inkml:brush xml:id="br0">
+      <inkml:brushProperty name="width" value="0.05" units="cm"/>
+      <inkml:brushProperty name="height" value="0.05" units="cm"/>
+      <inkml:brushProperty name="color" value="#E71224"/>
+    </inkml:brush>
+  </inkml:definitions>
+  <inkml:trace contextRef="#ctx0" brushRef="#br0">0 0 24143,'124'988'0</inkml:trace>
+</inkml:ink>
 </file>
 
 <file path=word/theme/theme1.xml><?xml version="1.0" encoding="utf-8"?>
